--- a/Курс 3/УНС/ИД23-1_Маслов_АН_Статья_Использование больших языковых моделей в сфере образования.docx
+++ b/Курс 3/УНС/ИД23-1_Маслов_АН_Статья_Использование больших языковых моделей в сфере образования.docx
@@ -66,7 +66,7 @@
           <w:iCs/>
           <w:sz w:val="24"/>
           <w:szCs w:val="24"/>
-          <w:lang w:eastAsia="ru-RU"/>
+          <w:lang w:val="en-US" w:eastAsia="ru-RU"/>
         </w:rPr>
       </w:pPr>
       <w:r>
@@ -100,7 +100,7 @@
           <w:szCs w:val="24"/>
           <w:lang w:eastAsia="ru-RU"/>
         </w:rPr>
-        <w:t xml:space="preserve"> 4 </w:t>
+        <w:t xml:space="preserve"> </w:t>
       </w:r>
       <w:r>
         <w:rPr>
@@ -111,7 +111,7 @@
           <w:szCs w:val="24"/>
           <w:lang w:eastAsia="ru-RU"/>
         </w:rPr>
-        <w:t>курса</w:t>
+        <w:t>3</w:t>
       </w:r>
       <w:r>
         <w:rPr>
@@ -122,7 +122,7 @@
           <w:szCs w:val="24"/>
           <w:lang w:eastAsia="ru-RU"/>
         </w:rPr>
-        <w:t xml:space="preserve"> группы ИД23-1</w:t>
+        <w:t xml:space="preserve"> </w:t>
       </w:r>
       <w:r>
         <w:rPr>
@@ -133,13 +133,9 @@
           <w:szCs w:val="24"/>
           <w:lang w:eastAsia="ru-RU"/>
         </w:rPr>
-        <w:t>, факультета информационных технологий и анализа больших данных Специальность: Информационные системы и технологии</w:t>
-      </w:r>
-    </w:p>
-    <w:p>
-      <w:pPr>
-        <w:spacing w:after="0" w:line="240" w:lineRule="auto"/>
-        <w:jc w:val="right"/>
+        <w:t>курса</w:t>
+      </w:r>
+      <w:r>
         <w:rPr>
           <w:rFonts w:ascii="Times New Roman" w:eastAsia="Times New Roman" w:hAnsi="Times New Roman" w:cs="Times New Roman"/>
           <w:i/>
@@ -148,7 +144,8 @@
           <w:szCs w:val="24"/>
           <w:lang w:eastAsia="ru-RU"/>
         </w:rPr>
-      </w:pPr>
+        <w:t xml:space="preserve"> группы ИД23-1</w:t>
+      </w:r>
       <w:r>
         <w:rPr>
           <w:rFonts w:ascii="Times New Roman" w:eastAsia="Times New Roman" w:hAnsi="Times New Roman" w:cs="Times New Roman"/>
@@ -158,7 +155,7 @@
           <w:szCs w:val="24"/>
           <w:lang w:eastAsia="ru-RU"/>
         </w:rPr>
-        <w:t>"Финансовый университет при Правительстве РФ",</w:t>
+        <w:t xml:space="preserve">, факультета информационных технологий и анализа больших данных </w:t>
       </w:r>
     </w:p>
     <w:p>
@@ -183,7 +180,7 @@
           <w:szCs w:val="24"/>
           <w:lang w:eastAsia="ru-RU"/>
         </w:rPr>
-        <w:t xml:space="preserve"> г.</w:t>
+        <w:t xml:space="preserve">Специальность: </w:t>
       </w:r>
       <w:r>
         <w:rPr>
@@ -194,6 +191,67 @@
           <w:szCs w:val="24"/>
           <w:lang w:eastAsia="ru-RU"/>
         </w:rPr>
+        <w:t>Прикладная информатика</w:t>
+      </w:r>
+    </w:p>
+    <w:p>
+      <w:pPr>
+        <w:spacing w:after="0" w:line="240" w:lineRule="auto"/>
+        <w:jc w:val="right"/>
+        <w:rPr>
+          <w:rFonts w:ascii="Times New Roman" w:eastAsia="Times New Roman" w:hAnsi="Times New Roman" w:cs="Times New Roman"/>
+          <w:i/>
+          <w:iCs/>
+          <w:sz w:val="24"/>
+          <w:szCs w:val="24"/>
+          <w:lang w:eastAsia="ru-RU"/>
+        </w:rPr>
+      </w:pPr>
+      <w:r>
+        <w:rPr>
+          <w:rFonts w:ascii="Times New Roman" w:eastAsia="Times New Roman" w:hAnsi="Times New Roman" w:cs="Times New Roman"/>
+          <w:i/>
+          <w:iCs/>
+          <w:sz w:val="24"/>
+          <w:szCs w:val="24"/>
+          <w:lang w:eastAsia="ru-RU"/>
+        </w:rPr>
+        <w:t>"Финансовый университет при Правительстве РФ",</w:t>
+      </w:r>
+    </w:p>
+    <w:p>
+      <w:pPr>
+        <w:spacing w:after="0" w:line="240" w:lineRule="auto"/>
+        <w:jc w:val="right"/>
+        <w:rPr>
+          <w:rFonts w:ascii="Times New Roman" w:eastAsia="Times New Roman" w:hAnsi="Times New Roman" w:cs="Times New Roman"/>
+          <w:i/>
+          <w:iCs/>
+          <w:sz w:val="24"/>
+          <w:szCs w:val="24"/>
+          <w:lang w:eastAsia="ru-RU"/>
+        </w:rPr>
+      </w:pPr>
+      <w:r>
+        <w:rPr>
+          <w:rFonts w:ascii="Times New Roman" w:eastAsia="Times New Roman" w:hAnsi="Times New Roman" w:cs="Times New Roman"/>
+          <w:i/>
+          <w:iCs/>
+          <w:sz w:val="24"/>
+          <w:szCs w:val="24"/>
+          <w:lang w:eastAsia="ru-RU"/>
+        </w:rPr>
+        <w:t xml:space="preserve"> г.</w:t>
+      </w:r>
+      <w:r>
+        <w:rPr>
+          <w:rFonts w:ascii="Times New Roman" w:eastAsia="Times New Roman" w:hAnsi="Times New Roman" w:cs="Times New Roman"/>
+          <w:i/>
+          <w:iCs/>
+          <w:sz w:val="24"/>
+          <w:szCs w:val="24"/>
+          <w:lang w:eastAsia="ru-RU"/>
+        </w:rPr>
         <w:t xml:space="preserve"> Москва</w:t>
       </w:r>
     </w:p>
@@ -2777,10 +2835,889 @@
         <w:t>.</w:t>
       </w:r>
     </w:p>
+    <w:tbl>
+      <w:tblPr>
+        <w:tblStyle w:val="af2"/>
+        <w:tblW w:w="0" w:type="auto"/>
+        <w:tblLook w:val="04A0" w:firstRow="1" w:lastRow="0" w:firstColumn="1" w:lastColumn="0" w:noHBand="0" w:noVBand="1"/>
+      </w:tblPr>
+      <w:tblGrid>
+        <w:gridCol w:w="1573"/>
+        <w:gridCol w:w="1776"/>
+        <w:gridCol w:w="1277"/>
+        <w:gridCol w:w="1428"/>
+        <w:gridCol w:w="1505"/>
+        <w:gridCol w:w="1786"/>
+      </w:tblGrid>
+      <w:tr>
+        <w:tc>
+          <w:tcPr>
+            <w:tcW w:w="1573" w:type="dxa"/>
+          </w:tcPr>
+          <w:p>
+            <w:pPr>
+              <w:spacing w:line="360" w:lineRule="auto"/>
+              <w:jc w:val="both"/>
+              <w:rPr>
+                <w:rFonts w:ascii="Times New Roman" w:eastAsia="Times New Roman" w:hAnsi="Times New Roman" w:cs="Times New Roman"/>
+                <w:sz w:val="28"/>
+                <w:szCs w:val="28"/>
+                <w:lang w:eastAsia="ru-RU"/>
+              </w:rPr>
+            </w:pPr>
+            <w:r>
+              <w:rPr>
+                <w:rFonts w:ascii="Times New Roman" w:eastAsia="Times New Roman" w:hAnsi="Times New Roman" w:cs="Times New Roman"/>
+                <w:sz w:val="28"/>
+                <w:szCs w:val="28"/>
+                <w:lang w:eastAsia="ru-RU"/>
+              </w:rPr>
+              <w:t>Название</w:t>
+            </w:r>
+          </w:p>
+        </w:tc>
+        <w:tc>
+          <w:tcPr>
+            <w:tcW w:w="1776" w:type="dxa"/>
+          </w:tcPr>
+          <w:p>
+            <w:pPr>
+              <w:spacing w:line="360" w:lineRule="auto"/>
+              <w:jc w:val="both"/>
+              <w:rPr>
+                <w:rFonts w:ascii="Times New Roman" w:eastAsia="Times New Roman" w:hAnsi="Times New Roman" w:cs="Times New Roman"/>
+                <w:sz w:val="28"/>
+                <w:szCs w:val="28"/>
+                <w:lang w:eastAsia="ru-RU"/>
+              </w:rPr>
+            </w:pPr>
+            <w:r>
+              <w:rPr>
+                <w:rFonts w:ascii="Times New Roman" w:eastAsia="Times New Roman" w:hAnsi="Times New Roman" w:cs="Times New Roman"/>
+                <w:sz w:val="28"/>
+                <w:szCs w:val="28"/>
+                <w:lang w:eastAsia="ru-RU"/>
+              </w:rPr>
+              <w:t>Разработчик</w:t>
+            </w:r>
+          </w:p>
+        </w:tc>
+        <w:tc>
+          <w:tcPr>
+            <w:tcW w:w="1277" w:type="dxa"/>
+          </w:tcPr>
+          <w:p>
+            <w:pPr>
+              <w:spacing w:line="360" w:lineRule="auto"/>
+              <w:jc w:val="both"/>
+              <w:rPr>
+                <w:rFonts w:ascii="Times New Roman" w:eastAsia="Times New Roman" w:hAnsi="Times New Roman" w:cs="Times New Roman"/>
+                <w:sz w:val="28"/>
+                <w:szCs w:val="28"/>
+                <w:lang w:eastAsia="ru-RU"/>
+              </w:rPr>
+            </w:pPr>
+            <w:r>
+              <w:rPr>
+                <w:rFonts w:ascii="Times New Roman" w:eastAsia="Times New Roman" w:hAnsi="Times New Roman" w:cs="Times New Roman"/>
+                <w:sz w:val="28"/>
+                <w:szCs w:val="28"/>
+                <w:lang w:eastAsia="ru-RU"/>
+              </w:rPr>
+              <w:t>Цель</w:t>
+            </w:r>
+          </w:p>
+        </w:tc>
+        <w:tc>
+          <w:tcPr>
+            <w:tcW w:w="1428" w:type="dxa"/>
+          </w:tcPr>
+          <w:p>
+            <w:pPr>
+              <w:spacing w:line="360" w:lineRule="auto"/>
+              <w:jc w:val="both"/>
+              <w:rPr>
+                <w:rFonts w:ascii="Times New Roman" w:eastAsia="Times New Roman" w:hAnsi="Times New Roman" w:cs="Times New Roman"/>
+                <w:sz w:val="28"/>
+                <w:szCs w:val="28"/>
+                <w:lang w:eastAsia="ru-RU"/>
+              </w:rPr>
+            </w:pPr>
+            <w:r>
+              <w:rPr>
+                <w:rFonts w:ascii="Times New Roman" w:eastAsia="Times New Roman" w:hAnsi="Times New Roman" w:cs="Times New Roman"/>
+                <w:sz w:val="28"/>
+                <w:szCs w:val="28"/>
+                <w:lang w:eastAsia="ru-RU"/>
+              </w:rPr>
+              <w:t>Плюсы</w:t>
+            </w:r>
+          </w:p>
+        </w:tc>
+        <w:tc>
+          <w:tcPr>
+            <w:tcW w:w="1505" w:type="dxa"/>
+          </w:tcPr>
+          <w:p>
+            <w:pPr>
+              <w:spacing w:line="360" w:lineRule="auto"/>
+              <w:jc w:val="both"/>
+              <w:rPr>
+                <w:rFonts w:ascii="Times New Roman" w:eastAsia="Times New Roman" w:hAnsi="Times New Roman" w:cs="Times New Roman"/>
+                <w:sz w:val="28"/>
+                <w:szCs w:val="28"/>
+                <w:lang w:eastAsia="ru-RU"/>
+              </w:rPr>
+            </w:pPr>
+            <w:r>
+              <w:rPr>
+                <w:rFonts w:ascii="Times New Roman" w:eastAsia="Times New Roman" w:hAnsi="Times New Roman" w:cs="Times New Roman"/>
+                <w:sz w:val="28"/>
+                <w:szCs w:val="28"/>
+                <w:lang w:eastAsia="ru-RU"/>
+              </w:rPr>
+              <w:t>Минусы</w:t>
+            </w:r>
+          </w:p>
+        </w:tc>
+        <w:tc>
+          <w:tcPr>
+            <w:tcW w:w="1786" w:type="dxa"/>
+          </w:tcPr>
+          <w:p>
+            <w:pPr>
+              <w:spacing w:line="360" w:lineRule="auto"/>
+              <w:jc w:val="both"/>
+              <w:rPr>
+                <w:rFonts w:ascii="Times New Roman" w:eastAsia="Times New Roman" w:hAnsi="Times New Roman" w:cs="Times New Roman"/>
+                <w:sz w:val="28"/>
+                <w:szCs w:val="28"/>
+                <w:lang w:eastAsia="ru-RU"/>
+              </w:rPr>
+            </w:pPr>
+            <w:r>
+              <w:rPr>
+                <w:rFonts w:ascii="Times New Roman" w:eastAsia="Times New Roman" w:hAnsi="Times New Roman" w:cs="Times New Roman"/>
+                <w:sz w:val="28"/>
+                <w:szCs w:val="28"/>
+                <w:lang w:eastAsia="ru-RU"/>
+              </w:rPr>
+              <w:t>Особенности в обучении</w:t>
+            </w:r>
+          </w:p>
+        </w:tc>
+      </w:tr>
+      <w:tr>
+        <w:tc>
+          <w:tcPr>
+            <w:tcW w:w="1573" w:type="dxa"/>
+          </w:tcPr>
+          <w:p>
+            <w:pPr>
+              <w:spacing w:line="360" w:lineRule="auto"/>
+              <w:jc w:val="both"/>
+              <w:rPr>
+                <w:rFonts w:ascii="Times New Roman" w:eastAsia="Times New Roman" w:hAnsi="Times New Roman" w:cs="Times New Roman"/>
+                <w:sz w:val="28"/>
+                <w:szCs w:val="28"/>
+                <w:lang w:val="en-US" w:eastAsia="ru-RU"/>
+              </w:rPr>
+            </w:pPr>
+            <w:r>
+              <w:rPr>
+                <w:rFonts w:ascii="Times New Roman" w:eastAsia="Times New Roman" w:hAnsi="Times New Roman" w:cs="Times New Roman"/>
+                <w:sz w:val="28"/>
+                <w:szCs w:val="28"/>
+                <w:lang w:val="en-US" w:eastAsia="ru-RU"/>
+              </w:rPr>
+              <w:t>ChatGPT</w:t>
+            </w:r>
+          </w:p>
+        </w:tc>
+        <w:tc>
+          <w:tcPr>
+            <w:tcW w:w="1776" w:type="dxa"/>
+          </w:tcPr>
+          <w:p>
+            <w:pPr>
+              <w:spacing w:line="360" w:lineRule="auto"/>
+              <w:jc w:val="both"/>
+              <w:rPr>
+                <w:rFonts w:ascii="Times New Roman" w:eastAsia="Times New Roman" w:hAnsi="Times New Roman" w:cs="Times New Roman"/>
+                <w:sz w:val="28"/>
+                <w:szCs w:val="28"/>
+                <w:lang w:val="en-US" w:eastAsia="ru-RU"/>
+              </w:rPr>
+            </w:pPr>
+          </w:p>
+        </w:tc>
+        <w:tc>
+          <w:tcPr>
+            <w:tcW w:w="1277" w:type="dxa"/>
+          </w:tcPr>
+          <w:p>
+            <w:pPr>
+              <w:spacing w:line="360" w:lineRule="auto"/>
+              <w:jc w:val="both"/>
+              <w:rPr>
+                <w:rFonts w:ascii="Times New Roman" w:eastAsia="Times New Roman" w:hAnsi="Times New Roman" w:cs="Times New Roman"/>
+                <w:sz w:val="28"/>
+                <w:szCs w:val="28"/>
+                <w:lang w:val="en-US" w:eastAsia="ru-RU"/>
+              </w:rPr>
+            </w:pPr>
+          </w:p>
+        </w:tc>
+        <w:tc>
+          <w:tcPr>
+            <w:tcW w:w="1428" w:type="dxa"/>
+          </w:tcPr>
+          <w:p>
+            <w:pPr>
+              <w:spacing w:line="360" w:lineRule="auto"/>
+              <w:jc w:val="both"/>
+              <w:rPr>
+                <w:rFonts w:ascii="Times New Roman" w:eastAsia="Times New Roman" w:hAnsi="Times New Roman" w:cs="Times New Roman"/>
+                <w:sz w:val="28"/>
+                <w:szCs w:val="28"/>
+                <w:lang w:val="en-US" w:eastAsia="ru-RU"/>
+              </w:rPr>
+            </w:pPr>
+          </w:p>
+        </w:tc>
+        <w:tc>
+          <w:tcPr>
+            <w:tcW w:w="1505" w:type="dxa"/>
+          </w:tcPr>
+          <w:p>
+            <w:pPr>
+              <w:spacing w:line="360" w:lineRule="auto"/>
+              <w:jc w:val="both"/>
+              <w:rPr>
+                <w:rFonts w:ascii="Times New Roman" w:eastAsia="Times New Roman" w:hAnsi="Times New Roman" w:cs="Times New Roman"/>
+                <w:sz w:val="28"/>
+                <w:szCs w:val="28"/>
+                <w:lang w:val="en-US" w:eastAsia="ru-RU"/>
+              </w:rPr>
+            </w:pPr>
+          </w:p>
+        </w:tc>
+        <w:tc>
+          <w:tcPr>
+            <w:tcW w:w="1786" w:type="dxa"/>
+          </w:tcPr>
+          <w:p>
+            <w:pPr>
+              <w:spacing w:line="360" w:lineRule="auto"/>
+              <w:jc w:val="both"/>
+              <w:rPr>
+                <w:rFonts w:ascii="Times New Roman" w:eastAsia="Times New Roman" w:hAnsi="Times New Roman" w:cs="Times New Roman"/>
+                <w:sz w:val="28"/>
+                <w:szCs w:val="28"/>
+                <w:lang w:val="en-US" w:eastAsia="ru-RU"/>
+              </w:rPr>
+            </w:pPr>
+          </w:p>
+        </w:tc>
+      </w:tr>
+      <w:tr>
+        <w:tc>
+          <w:tcPr>
+            <w:tcW w:w="1573" w:type="dxa"/>
+          </w:tcPr>
+          <w:p>
+            <w:pPr>
+              <w:spacing w:line="360" w:lineRule="auto"/>
+              <w:jc w:val="both"/>
+              <w:rPr>
+                <w:rFonts w:ascii="Times New Roman" w:eastAsia="Times New Roman" w:hAnsi="Times New Roman" w:cs="Times New Roman"/>
+                <w:sz w:val="28"/>
+                <w:szCs w:val="28"/>
+                <w:lang w:val="en-US" w:eastAsia="ru-RU"/>
+              </w:rPr>
+            </w:pPr>
+            <w:r>
+              <w:rPr>
+                <w:rFonts w:ascii="Times New Roman" w:eastAsia="Times New Roman" w:hAnsi="Times New Roman" w:cs="Times New Roman"/>
+                <w:sz w:val="28"/>
+                <w:szCs w:val="28"/>
+                <w:lang w:val="en-US" w:eastAsia="ru-RU"/>
+              </w:rPr>
+              <w:t>DeepSeek</w:t>
+            </w:r>
+          </w:p>
+        </w:tc>
+        <w:tc>
+          <w:tcPr>
+            <w:tcW w:w="1776" w:type="dxa"/>
+          </w:tcPr>
+          <w:p>
+            <w:pPr>
+              <w:spacing w:line="360" w:lineRule="auto"/>
+              <w:jc w:val="both"/>
+              <w:rPr>
+                <w:rFonts w:ascii="Times New Roman" w:eastAsia="Times New Roman" w:hAnsi="Times New Roman" w:cs="Times New Roman"/>
+                <w:sz w:val="28"/>
+                <w:szCs w:val="28"/>
+                <w:lang w:val="en-US" w:eastAsia="ru-RU"/>
+              </w:rPr>
+            </w:pPr>
+          </w:p>
+        </w:tc>
+        <w:tc>
+          <w:tcPr>
+            <w:tcW w:w="1277" w:type="dxa"/>
+          </w:tcPr>
+          <w:p>
+            <w:pPr>
+              <w:spacing w:line="360" w:lineRule="auto"/>
+              <w:jc w:val="both"/>
+              <w:rPr>
+                <w:rFonts w:ascii="Times New Roman" w:eastAsia="Times New Roman" w:hAnsi="Times New Roman" w:cs="Times New Roman"/>
+                <w:sz w:val="28"/>
+                <w:szCs w:val="28"/>
+                <w:lang w:val="en-US" w:eastAsia="ru-RU"/>
+              </w:rPr>
+            </w:pPr>
+          </w:p>
+        </w:tc>
+        <w:tc>
+          <w:tcPr>
+            <w:tcW w:w="1428" w:type="dxa"/>
+          </w:tcPr>
+          <w:p>
+            <w:pPr>
+              <w:spacing w:line="360" w:lineRule="auto"/>
+              <w:jc w:val="both"/>
+              <w:rPr>
+                <w:rFonts w:ascii="Times New Roman" w:eastAsia="Times New Roman" w:hAnsi="Times New Roman" w:cs="Times New Roman"/>
+                <w:sz w:val="28"/>
+                <w:szCs w:val="28"/>
+                <w:lang w:val="en-US" w:eastAsia="ru-RU"/>
+              </w:rPr>
+            </w:pPr>
+          </w:p>
+        </w:tc>
+        <w:tc>
+          <w:tcPr>
+            <w:tcW w:w="1505" w:type="dxa"/>
+          </w:tcPr>
+          <w:p>
+            <w:pPr>
+              <w:spacing w:line="360" w:lineRule="auto"/>
+              <w:jc w:val="both"/>
+              <w:rPr>
+                <w:rFonts w:ascii="Times New Roman" w:eastAsia="Times New Roman" w:hAnsi="Times New Roman" w:cs="Times New Roman"/>
+                <w:sz w:val="28"/>
+                <w:szCs w:val="28"/>
+                <w:lang w:val="en-US" w:eastAsia="ru-RU"/>
+              </w:rPr>
+            </w:pPr>
+          </w:p>
+        </w:tc>
+        <w:tc>
+          <w:tcPr>
+            <w:tcW w:w="1786" w:type="dxa"/>
+          </w:tcPr>
+          <w:p>
+            <w:pPr>
+              <w:spacing w:line="360" w:lineRule="auto"/>
+              <w:jc w:val="both"/>
+              <w:rPr>
+                <w:rFonts w:ascii="Times New Roman" w:eastAsia="Times New Roman" w:hAnsi="Times New Roman" w:cs="Times New Roman"/>
+                <w:sz w:val="28"/>
+                <w:szCs w:val="28"/>
+                <w:lang w:val="en-US" w:eastAsia="ru-RU"/>
+              </w:rPr>
+            </w:pPr>
+          </w:p>
+        </w:tc>
+      </w:tr>
+      <w:tr>
+        <w:tc>
+          <w:tcPr>
+            <w:tcW w:w="1573" w:type="dxa"/>
+          </w:tcPr>
+          <w:p>
+            <w:pPr>
+              <w:spacing w:line="360" w:lineRule="auto"/>
+              <w:jc w:val="both"/>
+              <w:rPr>
+                <w:rFonts w:ascii="Times New Roman" w:eastAsia="Times New Roman" w:hAnsi="Times New Roman" w:cs="Times New Roman"/>
+                <w:sz w:val="28"/>
+                <w:szCs w:val="28"/>
+                <w:lang w:val="en-US" w:eastAsia="ru-RU"/>
+              </w:rPr>
+            </w:pPr>
+            <w:r>
+              <w:rPr>
+                <w:rFonts w:ascii="Times New Roman" w:eastAsia="Times New Roman" w:hAnsi="Times New Roman" w:cs="Times New Roman"/>
+                <w:sz w:val="28"/>
+                <w:szCs w:val="28"/>
+                <w:lang w:val="en-US" w:eastAsia="ru-RU"/>
+              </w:rPr>
+              <w:t>Qwen</w:t>
+            </w:r>
+          </w:p>
+        </w:tc>
+        <w:tc>
+          <w:tcPr>
+            <w:tcW w:w="1776" w:type="dxa"/>
+          </w:tcPr>
+          <w:p>
+            <w:pPr>
+              <w:spacing w:line="360" w:lineRule="auto"/>
+              <w:jc w:val="both"/>
+              <w:rPr>
+                <w:rFonts w:ascii="Times New Roman" w:eastAsia="Times New Roman" w:hAnsi="Times New Roman" w:cs="Times New Roman"/>
+                <w:sz w:val="28"/>
+                <w:szCs w:val="28"/>
+                <w:lang w:val="en-US" w:eastAsia="ru-RU"/>
+              </w:rPr>
+            </w:pPr>
+          </w:p>
+        </w:tc>
+        <w:tc>
+          <w:tcPr>
+            <w:tcW w:w="1277" w:type="dxa"/>
+          </w:tcPr>
+          <w:p>
+            <w:pPr>
+              <w:spacing w:line="360" w:lineRule="auto"/>
+              <w:jc w:val="both"/>
+              <w:rPr>
+                <w:rFonts w:ascii="Times New Roman" w:eastAsia="Times New Roman" w:hAnsi="Times New Roman" w:cs="Times New Roman"/>
+                <w:sz w:val="28"/>
+                <w:szCs w:val="28"/>
+                <w:lang w:val="en-US" w:eastAsia="ru-RU"/>
+              </w:rPr>
+            </w:pPr>
+          </w:p>
+        </w:tc>
+        <w:tc>
+          <w:tcPr>
+            <w:tcW w:w="1428" w:type="dxa"/>
+          </w:tcPr>
+          <w:p>
+            <w:pPr>
+              <w:spacing w:line="360" w:lineRule="auto"/>
+              <w:jc w:val="both"/>
+              <w:rPr>
+                <w:rFonts w:ascii="Times New Roman" w:eastAsia="Times New Roman" w:hAnsi="Times New Roman" w:cs="Times New Roman"/>
+                <w:sz w:val="28"/>
+                <w:szCs w:val="28"/>
+                <w:lang w:val="en-US" w:eastAsia="ru-RU"/>
+              </w:rPr>
+            </w:pPr>
+          </w:p>
+        </w:tc>
+        <w:tc>
+          <w:tcPr>
+            <w:tcW w:w="1505" w:type="dxa"/>
+          </w:tcPr>
+          <w:p>
+            <w:pPr>
+              <w:spacing w:line="360" w:lineRule="auto"/>
+              <w:jc w:val="both"/>
+              <w:rPr>
+                <w:rFonts w:ascii="Times New Roman" w:eastAsia="Times New Roman" w:hAnsi="Times New Roman" w:cs="Times New Roman"/>
+                <w:sz w:val="28"/>
+                <w:szCs w:val="28"/>
+                <w:lang w:val="en-US" w:eastAsia="ru-RU"/>
+              </w:rPr>
+            </w:pPr>
+          </w:p>
+        </w:tc>
+        <w:tc>
+          <w:tcPr>
+            <w:tcW w:w="1786" w:type="dxa"/>
+          </w:tcPr>
+          <w:p>
+            <w:pPr>
+              <w:spacing w:line="360" w:lineRule="auto"/>
+              <w:jc w:val="both"/>
+              <w:rPr>
+                <w:rFonts w:ascii="Times New Roman" w:eastAsia="Times New Roman" w:hAnsi="Times New Roman" w:cs="Times New Roman"/>
+                <w:sz w:val="28"/>
+                <w:szCs w:val="28"/>
+                <w:lang w:val="en-US" w:eastAsia="ru-RU"/>
+              </w:rPr>
+            </w:pPr>
+          </w:p>
+        </w:tc>
+      </w:tr>
+      <w:tr>
+        <w:tc>
+          <w:tcPr>
+            <w:tcW w:w="1573" w:type="dxa"/>
+          </w:tcPr>
+          <w:p>
+            <w:pPr>
+              <w:spacing w:line="360" w:lineRule="auto"/>
+              <w:jc w:val="both"/>
+              <w:rPr>
+                <w:rFonts w:ascii="Times New Roman" w:eastAsia="Times New Roman" w:hAnsi="Times New Roman" w:cs="Times New Roman"/>
+                <w:sz w:val="28"/>
+                <w:szCs w:val="28"/>
+                <w:lang w:val="en-US" w:eastAsia="ru-RU"/>
+              </w:rPr>
+            </w:pPr>
+            <w:r>
+              <w:rPr>
+                <w:rFonts w:ascii="Times New Roman" w:eastAsia="Times New Roman" w:hAnsi="Times New Roman" w:cs="Times New Roman"/>
+                <w:sz w:val="28"/>
+                <w:szCs w:val="28"/>
+                <w:lang w:val="en-US" w:eastAsia="ru-RU"/>
+              </w:rPr>
+              <w:lastRenderedPageBreak/>
+              <w:t>Gemini</w:t>
+            </w:r>
+          </w:p>
+        </w:tc>
+        <w:tc>
+          <w:tcPr>
+            <w:tcW w:w="1776" w:type="dxa"/>
+          </w:tcPr>
+          <w:p>
+            <w:pPr>
+              <w:spacing w:line="360" w:lineRule="auto"/>
+              <w:jc w:val="both"/>
+              <w:rPr>
+                <w:rFonts w:ascii="Times New Roman" w:eastAsia="Times New Roman" w:hAnsi="Times New Roman" w:cs="Times New Roman"/>
+                <w:sz w:val="28"/>
+                <w:szCs w:val="28"/>
+                <w:lang w:val="en-US" w:eastAsia="ru-RU"/>
+              </w:rPr>
+            </w:pPr>
+          </w:p>
+        </w:tc>
+        <w:tc>
+          <w:tcPr>
+            <w:tcW w:w="1277" w:type="dxa"/>
+          </w:tcPr>
+          <w:p>
+            <w:pPr>
+              <w:spacing w:line="360" w:lineRule="auto"/>
+              <w:jc w:val="both"/>
+              <w:rPr>
+                <w:rFonts w:ascii="Times New Roman" w:eastAsia="Times New Roman" w:hAnsi="Times New Roman" w:cs="Times New Roman"/>
+                <w:sz w:val="28"/>
+                <w:szCs w:val="28"/>
+                <w:lang w:val="en-US" w:eastAsia="ru-RU"/>
+              </w:rPr>
+            </w:pPr>
+          </w:p>
+        </w:tc>
+        <w:tc>
+          <w:tcPr>
+            <w:tcW w:w="1428" w:type="dxa"/>
+          </w:tcPr>
+          <w:p>
+            <w:pPr>
+              <w:spacing w:line="360" w:lineRule="auto"/>
+              <w:jc w:val="both"/>
+              <w:rPr>
+                <w:rFonts w:ascii="Times New Roman" w:eastAsia="Times New Roman" w:hAnsi="Times New Roman" w:cs="Times New Roman"/>
+                <w:sz w:val="28"/>
+                <w:szCs w:val="28"/>
+                <w:lang w:val="en-US" w:eastAsia="ru-RU"/>
+              </w:rPr>
+            </w:pPr>
+          </w:p>
+        </w:tc>
+        <w:tc>
+          <w:tcPr>
+            <w:tcW w:w="1505" w:type="dxa"/>
+          </w:tcPr>
+          <w:p>
+            <w:pPr>
+              <w:spacing w:line="360" w:lineRule="auto"/>
+              <w:jc w:val="both"/>
+              <w:rPr>
+                <w:rFonts w:ascii="Times New Roman" w:eastAsia="Times New Roman" w:hAnsi="Times New Roman" w:cs="Times New Roman"/>
+                <w:sz w:val="28"/>
+                <w:szCs w:val="28"/>
+                <w:lang w:val="en-US" w:eastAsia="ru-RU"/>
+              </w:rPr>
+            </w:pPr>
+          </w:p>
+        </w:tc>
+        <w:tc>
+          <w:tcPr>
+            <w:tcW w:w="1786" w:type="dxa"/>
+          </w:tcPr>
+          <w:p>
+            <w:pPr>
+              <w:spacing w:line="360" w:lineRule="auto"/>
+              <w:jc w:val="both"/>
+              <w:rPr>
+                <w:rFonts w:ascii="Times New Roman" w:eastAsia="Times New Roman" w:hAnsi="Times New Roman" w:cs="Times New Roman"/>
+                <w:sz w:val="28"/>
+                <w:szCs w:val="28"/>
+                <w:lang w:val="en-US" w:eastAsia="ru-RU"/>
+              </w:rPr>
+            </w:pPr>
+          </w:p>
+        </w:tc>
+      </w:tr>
+      <w:tr>
+        <w:tc>
+          <w:tcPr>
+            <w:tcW w:w="1573" w:type="dxa"/>
+          </w:tcPr>
+          <w:p>
+            <w:pPr>
+              <w:spacing w:line="360" w:lineRule="auto"/>
+              <w:jc w:val="both"/>
+              <w:rPr>
+                <w:rFonts w:ascii="Times New Roman" w:eastAsia="Times New Roman" w:hAnsi="Times New Roman" w:cs="Times New Roman"/>
+                <w:sz w:val="28"/>
+                <w:szCs w:val="28"/>
+                <w:lang w:eastAsia="ru-RU"/>
+              </w:rPr>
+            </w:pPr>
+            <w:r>
+              <w:rPr>
+                <w:rFonts w:ascii="Times New Roman" w:eastAsia="Times New Roman" w:hAnsi="Times New Roman" w:cs="Times New Roman"/>
+                <w:sz w:val="28"/>
+                <w:szCs w:val="28"/>
+                <w:lang w:eastAsia="ru-RU"/>
+              </w:rPr>
+              <w:t>Алиса</w:t>
+            </w:r>
+          </w:p>
+        </w:tc>
+        <w:tc>
+          <w:tcPr>
+            <w:tcW w:w="1776" w:type="dxa"/>
+          </w:tcPr>
+          <w:p>
+            <w:pPr>
+              <w:spacing w:line="360" w:lineRule="auto"/>
+              <w:jc w:val="both"/>
+              <w:rPr>
+                <w:rFonts w:ascii="Times New Roman" w:eastAsia="Times New Roman" w:hAnsi="Times New Roman" w:cs="Times New Roman"/>
+                <w:sz w:val="28"/>
+                <w:szCs w:val="28"/>
+                <w:lang w:val="en-US" w:eastAsia="ru-RU"/>
+              </w:rPr>
+            </w:pPr>
+          </w:p>
+        </w:tc>
+        <w:tc>
+          <w:tcPr>
+            <w:tcW w:w="1277" w:type="dxa"/>
+          </w:tcPr>
+          <w:p>
+            <w:pPr>
+              <w:spacing w:line="360" w:lineRule="auto"/>
+              <w:jc w:val="both"/>
+              <w:rPr>
+                <w:rFonts w:ascii="Times New Roman" w:eastAsia="Times New Roman" w:hAnsi="Times New Roman" w:cs="Times New Roman"/>
+                <w:sz w:val="28"/>
+                <w:szCs w:val="28"/>
+                <w:lang w:val="en-US" w:eastAsia="ru-RU"/>
+              </w:rPr>
+            </w:pPr>
+          </w:p>
+        </w:tc>
+        <w:tc>
+          <w:tcPr>
+            <w:tcW w:w="1428" w:type="dxa"/>
+          </w:tcPr>
+          <w:p>
+            <w:pPr>
+              <w:spacing w:line="360" w:lineRule="auto"/>
+              <w:jc w:val="both"/>
+              <w:rPr>
+                <w:rFonts w:ascii="Times New Roman" w:eastAsia="Times New Roman" w:hAnsi="Times New Roman" w:cs="Times New Roman"/>
+                <w:sz w:val="28"/>
+                <w:szCs w:val="28"/>
+                <w:lang w:val="en-US" w:eastAsia="ru-RU"/>
+              </w:rPr>
+            </w:pPr>
+          </w:p>
+        </w:tc>
+        <w:tc>
+          <w:tcPr>
+            <w:tcW w:w="1505" w:type="dxa"/>
+          </w:tcPr>
+          <w:p>
+            <w:pPr>
+              <w:spacing w:line="360" w:lineRule="auto"/>
+              <w:jc w:val="both"/>
+              <w:rPr>
+                <w:rFonts w:ascii="Times New Roman" w:eastAsia="Times New Roman" w:hAnsi="Times New Roman" w:cs="Times New Roman"/>
+                <w:sz w:val="28"/>
+                <w:szCs w:val="28"/>
+                <w:lang w:val="en-US" w:eastAsia="ru-RU"/>
+              </w:rPr>
+            </w:pPr>
+          </w:p>
+        </w:tc>
+        <w:tc>
+          <w:tcPr>
+            <w:tcW w:w="1786" w:type="dxa"/>
+          </w:tcPr>
+          <w:p>
+            <w:pPr>
+              <w:spacing w:line="360" w:lineRule="auto"/>
+              <w:jc w:val="both"/>
+              <w:rPr>
+                <w:rFonts w:ascii="Times New Roman" w:eastAsia="Times New Roman" w:hAnsi="Times New Roman" w:cs="Times New Roman"/>
+                <w:sz w:val="28"/>
+                <w:szCs w:val="28"/>
+                <w:lang w:val="en-US" w:eastAsia="ru-RU"/>
+              </w:rPr>
+            </w:pPr>
+          </w:p>
+        </w:tc>
+      </w:tr>
+      <w:tr>
+        <w:tc>
+          <w:tcPr>
+            <w:tcW w:w="1573" w:type="dxa"/>
+          </w:tcPr>
+          <w:p>
+            <w:pPr>
+              <w:spacing w:line="360" w:lineRule="auto"/>
+              <w:jc w:val="both"/>
+              <w:rPr>
+                <w:rFonts w:ascii="Times New Roman" w:eastAsia="Times New Roman" w:hAnsi="Times New Roman" w:cs="Times New Roman"/>
+                <w:sz w:val="28"/>
+                <w:szCs w:val="28"/>
+                <w:lang w:val="en-US" w:eastAsia="ru-RU"/>
+              </w:rPr>
+            </w:pPr>
+            <w:proofErr w:type="spellStart"/>
+            <w:r>
+              <w:rPr>
+                <w:rFonts w:ascii="Times New Roman" w:eastAsia="Times New Roman" w:hAnsi="Times New Roman" w:cs="Times New Roman"/>
+                <w:sz w:val="28"/>
+                <w:szCs w:val="28"/>
+                <w:lang w:eastAsia="ru-RU"/>
+              </w:rPr>
+              <w:t>Гигачат</w:t>
+            </w:r>
+            <w:proofErr w:type="spellEnd"/>
+          </w:p>
+        </w:tc>
+        <w:tc>
+          <w:tcPr>
+            <w:tcW w:w="1776" w:type="dxa"/>
+          </w:tcPr>
+          <w:p>
+            <w:pPr>
+              <w:spacing w:line="360" w:lineRule="auto"/>
+              <w:jc w:val="both"/>
+              <w:rPr>
+                <w:rFonts w:ascii="Times New Roman" w:eastAsia="Times New Roman" w:hAnsi="Times New Roman" w:cs="Times New Roman"/>
+                <w:sz w:val="28"/>
+                <w:szCs w:val="28"/>
+                <w:lang w:val="en-US" w:eastAsia="ru-RU"/>
+              </w:rPr>
+            </w:pPr>
+          </w:p>
+        </w:tc>
+        <w:tc>
+          <w:tcPr>
+            <w:tcW w:w="1277" w:type="dxa"/>
+          </w:tcPr>
+          <w:p>
+            <w:pPr>
+              <w:spacing w:line="360" w:lineRule="auto"/>
+              <w:jc w:val="both"/>
+              <w:rPr>
+                <w:rFonts w:ascii="Times New Roman" w:eastAsia="Times New Roman" w:hAnsi="Times New Roman" w:cs="Times New Roman"/>
+                <w:sz w:val="28"/>
+                <w:szCs w:val="28"/>
+                <w:lang w:val="en-US" w:eastAsia="ru-RU"/>
+              </w:rPr>
+            </w:pPr>
+          </w:p>
+        </w:tc>
+        <w:tc>
+          <w:tcPr>
+            <w:tcW w:w="1428" w:type="dxa"/>
+          </w:tcPr>
+          <w:p>
+            <w:pPr>
+              <w:spacing w:line="360" w:lineRule="auto"/>
+              <w:jc w:val="both"/>
+              <w:rPr>
+                <w:rFonts w:ascii="Times New Roman" w:eastAsia="Times New Roman" w:hAnsi="Times New Roman" w:cs="Times New Roman"/>
+                <w:sz w:val="28"/>
+                <w:szCs w:val="28"/>
+                <w:lang w:val="en-US" w:eastAsia="ru-RU"/>
+              </w:rPr>
+            </w:pPr>
+          </w:p>
+        </w:tc>
+        <w:tc>
+          <w:tcPr>
+            <w:tcW w:w="1505" w:type="dxa"/>
+          </w:tcPr>
+          <w:p>
+            <w:pPr>
+              <w:spacing w:line="360" w:lineRule="auto"/>
+              <w:jc w:val="both"/>
+              <w:rPr>
+                <w:rFonts w:ascii="Times New Roman" w:eastAsia="Times New Roman" w:hAnsi="Times New Roman" w:cs="Times New Roman"/>
+                <w:sz w:val="28"/>
+                <w:szCs w:val="28"/>
+                <w:lang w:val="en-US" w:eastAsia="ru-RU"/>
+              </w:rPr>
+            </w:pPr>
+          </w:p>
+        </w:tc>
+        <w:tc>
+          <w:tcPr>
+            <w:tcW w:w="1786" w:type="dxa"/>
+          </w:tcPr>
+          <w:p>
+            <w:pPr>
+              <w:spacing w:line="360" w:lineRule="auto"/>
+              <w:jc w:val="both"/>
+              <w:rPr>
+                <w:rFonts w:ascii="Times New Roman" w:eastAsia="Times New Roman" w:hAnsi="Times New Roman" w:cs="Times New Roman"/>
+                <w:sz w:val="28"/>
+                <w:szCs w:val="28"/>
+                <w:lang w:val="en-US" w:eastAsia="ru-RU"/>
+              </w:rPr>
+            </w:pPr>
+          </w:p>
+        </w:tc>
+      </w:tr>
+    </w:tbl>
     <w:p>
       <w:pPr>
         <w:spacing w:after="0" w:line="360" w:lineRule="auto"/>
-        <w:ind w:firstLine="810"/>
+        <w:ind w:firstLine="720"/>
+        <w:jc w:val="both"/>
+        <w:rPr>
+          <w:rFonts w:ascii="Times New Roman" w:eastAsia="Times New Roman" w:hAnsi="Times New Roman" w:cs="Times New Roman"/>
+          <w:sz w:val="28"/>
+          <w:szCs w:val="28"/>
+          <w:lang w:val="en-US" w:eastAsia="ru-RU"/>
+        </w:rPr>
+      </w:pPr>
+    </w:p>
+    <w:p>
+      <w:pPr>
+        <w:spacing w:after="0" w:line="360" w:lineRule="auto"/>
+        <w:ind w:firstLine="720"/>
+        <w:jc w:val="both"/>
+        <w:rPr>
+          <w:rFonts w:ascii="Times New Roman" w:eastAsia="Times New Roman" w:hAnsi="Times New Roman" w:cs="Times New Roman"/>
+          <w:sz w:val="28"/>
+          <w:szCs w:val="28"/>
+          <w:lang w:val="en-US" w:eastAsia="ru-RU"/>
+        </w:rPr>
+      </w:pPr>
+    </w:p>
+    <w:p>
+      <w:pPr>
+        <w:spacing w:after="0" w:line="360" w:lineRule="auto"/>
         <w:jc w:val="center"/>
         <w:rPr>
           <w:rFonts w:ascii="Times New Roman" w:eastAsia="Times New Roman" w:hAnsi="Times New Roman" w:cs="Times New Roman"/>
@@ -2857,7 +3794,6 @@
           <w:sz w:val="28"/>
           <w:szCs w:val="28"/>
         </w:rPr>
-        <w:lastRenderedPageBreak/>
         <w:t>Никитина И. И. ИИ-инструменты и большие языковые модели в образовательной практике // Вестник молодых учёных и специалистов Самарского университета. – 2024. – № 2. – С. 45–52.</w:t>
       </w:r>
       <w:bookmarkEnd w:id="1"/>

--- a/Курс 3/УНС/ИД23-1_Маслов_АН_Статья_Использование больших языковых моделей в сфере образования.docx
+++ b/Курс 3/УНС/ИД23-1_Маслов_АН_Статья_Использование больших языковых моделей в сфере образования.docx
@@ -66,7 +66,7 @@
           <w:iCs/>
           <w:sz w:val="24"/>
           <w:szCs w:val="24"/>
-          <w:lang w:val="en-US" w:eastAsia="ru-RU"/>
+          <w:lang w:eastAsia="ru-RU"/>
         </w:rPr>
       </w:pPr>
       <w:r>
@@ -2842,17 +2842,16 @@
         <w:tblLook w:val="04A0" w:firstRow="1" w:lastRow="0" w:firstColumn="1" w:lastColumn="0" w:noHBand="0" w:noVBand="1"/>
       </w:tblPr>
       <w:tblGrid>
-        <w:gridCol w:w="1573"/>
-        <w:gridCol w:w="1776"/>
-        <w:gridCol w:w="1277"/>
-        <w:gridCol w:w="1428"/>
-        <w:gridCol w:w="1505"/>
-        <w:gridCol w:w="1786"/>
+        <w:gridCol w:w="1328"/>
+        <w:gridCol w:w="1695"/>
+        <w:gridCol w:w="2298"/>
+        <w:gridCol w:w="2077"/>
+        <w:gridCol w:w="1947"/>
       </w:tblGrid>
       <w:tr>
         <w:tc>
           <w:tcPr>
-            <w:tcW w:w="1573" w:type="dxa"/>
+            <w:tcW w:w="1105" w:type="dxa"/>
           </w:tcPr>
           <w:p>
             <w:pPr>
@@ -2878,7 +2877,7 @@
         </w:tc>
         <w:tc>
           <w:tcPr>
-            <w:tcW w:w="1776" w:type="dxa"/>
+            <w:tcW w:w="1380" w:type="dxa"/>
           </w:tcPr>
           <w:p>
             <w:pPr>
@@ -2904,33 +2903,7 @@
         </w:tc>
         <w:tc>
           <w:tcPr>
-            <w:tcW w:w="1277" w:type="dxa"/>
-          </w:tcPr>
-          <w:p>
-            <w:pPr>
-              <w:spacing w:line="360" w:lineRule="auto"/>
-              <w:jc w:val="both"/>
-              <w:rPr>
-                <w:rFonts w:ascii="Times New Roman" w:eastAsia="Times New Roman" w:hAnsi="Times New Roman" w:cs="Times New Roman"/>
-                <w:sz w:val="28"/>
-                <w:szCs w:val="28"/>
-                <w:lang w:eastAsia="ru-RU"/>
-              </w:rPr>
-            </w:pPr>
-            <w:r>
-              <w:rPr>
-                <w:rFonts w:ascii="Times New Roman" w:eastAsia="Times New Roman" w:hAnsi="Times New Roman" w:cs="Times New Roman"/>
-                <w:sz w:val="28"/>
-                <w:szCs w:val="28"/>
-                <w:lang w:eastAsia="ru-RU"/>
-              </w:rPr>
-              <w:t>Цель</w:t>
-            </w:r>
-          </w:p>
-        </w:tc>
-        <w:tc>
-          <w:tcPr>
-            <w:tcW w:w="1428" w:type="dxa"/>
+            <w:tcW w:w="1850" w:type="dxa"/>
           </w:tcPr>
           <w:p>
             <w:pPr>
@@ -2956,7 +2929,7 @@
         </w:tc>
         <w:tc>
           <w:tcPr>
-            <w:tcW w:w="1505" w:type="dxa"/>
+            <w:tcW w:w="1861" w:type="dxa"/>
           </w:tcPr>
           <w:p>
             <w:pPr>
@@ -2982,7 +2955,7 @@
         </w:tc>
         <w:tc>
           <w:tcPr>
-            <w:tcW w:w="1786" w:type="dxa"/>
+            <w:tcW w:w="1749" w:type="dxa"/>
           </w:tcPr>
           <w:p>
             <w:pPr>
@@ -3010,24 +2983,23 @@
       <w:tr>
         <w:tc>
           <w:tcPr>
-            <w:tcW w:w="1573" w:type="dxa"/>
+            <w:tcW w:w="1105" w:type="dxa"/>
           </w:tcPr>
           <w:p>
             <w:pPr>
-              <w:spacing w:line="360" w:lineRule="auto"/>
               <w:jc w:val="both"/>
               <w:rPr>
                 <w:rFonts w:ascii="Times New Roman" w:eastAsia="Times New Roman" w:hAnsi="Times New Roman" w:cs="Times New Roman"/>
-                <w:sz w:val="28"/>
-                <w:szCs w:val="28"/>
+                <w:sz w:val="24"/>
+                <w:szCs w:val="24"/>
                 <w:lang w:val="en-US" w:eastAsia="ru-RU"/>
               </w:rPr>
             </w:pPr>
             <w:r>
               <w:rPr>
                 <w:rFonts w:ascii="Times New Roman" w:eastAsia="Times New Roman" w:hAnsi="Times New Roman" w:cs="Times New Roman"/>
-                <w:sz w:val="28"/>
-                <w:szCs w:val="28"/>
+                <w:sz w:val="24"/>
+                <w:szCs w:val="24"/>
                 <w:lang w:val="en-US" w:eastAsia="ru-RU"/>
               </w:rPr>
               <w:t>ChatGPT</w:t>
@@ -3036,224 +3008,274 @@
         </w:tc>
         <w:tc>
           <w:tcPr>
-            <w:tcW w:w="1776" w:type="dxa"/>
+            <w:tcW w:w="1380" w:type="dxa"/>
           </w:tcPr>
           <w:p>
             <w:pPr>
-              <w:spacing w:line="360" w:lineRule="auto"/>
               <w:jc w:val="both"/>
               <w:rPr>
                 <w:rFonts w:ascii="Times New Roman" w:eastAsia="Times New Roman" w:hAnsi="Times New Roman" w:cs="Times New Roman"/>
-                <w:sz w:val="28"/>
-                <w:szCs w:val="28"/>
+                <w:sz w:val="24"/>
+                <w:szCs w:val="24"/>
                 <w:lang w:val="en-US" w:eastAsia="ru-RU"/>
               </w:rPr>
             </w:pPr>
+            <w:r>
+              <w:rPr>
+                <w:rFonts w:ascii="Times New Roman" w:eastAsia="Times New Roman" w:hAnsi="Times New Roman" w:cs="Times New Roman"/>
+                <w:sz w:val="24"/>
+                <w:szCs w:val="24"/>
+                <w:lang w:val="en-US" w:eastAsia="ru-RU"/>
+              </w:rPr>
+              <w:t>OpenAI</w:t>
+            </w:r>
           </w:p>
         </w:tc>
         <w:tc>
           <w:tcPr>
-            <w:tcW w:w="1277" w:type="dxa"/>
+            <w:tcW w:w="1850" w:type="dxa"/>
           </w:tcPr>
           <w:p>
             <w:pPr>
-              <w:spacing w:line="360" w:lineRule="auto"/>
               <w:jc w:val="both"/>
               <w:rPr>
                 <w:rFonts w:ascii="Times New Roman" w:eastAsia="Times New Roman" w:hAnsi="Times New Roman" w:cs="Times New Roman"/>
-                <w:sz w:val="28"/>
-                <w:szCs w:val="28"/>
-                <w:lang w:val="en-US" w:eastAsia="ru-RU"/>
+                <w:sz w:val="24"/>
+                <w:szCs w:val="24"/>
+                <w:lang w:eastAsia="ru-RU"/>
               </w:rPr>
             </w:pPr>
+            <w:r>
+              <w:rPr>
+                <w:rFonts w:ascii="Times New Roman" w:eastAsia="Times New Roman" w:hAnsi="Times New Roman" w:cs="Times New Roman"/>
+                <w:sz w:val="24"/>
+                <w:szCs w:val="24"/>
+                <w:lang w:eastAsia="ru-RU"/>
+              </w:rPr>
+              <w:t xml:space="preserve">Высокое качество ответов, универсальность, поддержка диалога, </w:t>
+            </w:r>
+            <w:r>
+              <w:rPr>
+                <w:rFonts w:ascii="Times New Roman" w:eastAsia="Times New Roman" w:hAnsi="Times New Roman" w:cs="Times New Roman"/>
+                <w:sz w:val="24"/>
+                <w:szCs w:val="24"/>
+                <w:lang w:eastAsia="ru-RU"/>
+              </w:rPr>
+              <w:lastRenderedPageBreak/>
+              <w:t>генерация учебных материалов</w:t>
+            </w:r>
           </w:p>
         </w:tc>
         <w:tc>
           <w:tcPr>
-            <w:tcW w:w="1428" w:type="dxa"/>
+            <w:tcW w:w="1861" w:type="dxa"/>
           </w:tcPr>
           <w:p>
             <w:pPr>
-              <w:spacing w:line="360" w:lineRule="auto"/>
               <w:jc w:val="both"/>
               <w:rPr>
                 <w:rFonts w:ascii="Times New Roman" w:eastAsia="Times New Roman" w:hAnsi="Times New Roman" w:cs="Times New Roman"/>
-                <w:sz w:val="28"/>
-                <w:szCs w:val="28"/>
-                <w:lang w:val="en-US" w:eastAsia="ru-RU"/>
+                <w:sz w:val="24"/>
+                <w:szCs w:val="24"/>
+                <w:lang w:eastAsia="ru-RU"/>
               </w:rPr>
             </w:pPr>
+            <w:r>
+              <w:rPr>
+                <w:rFonts w:ascii="Times New Roman" w:eastAsia="Times New Roman" w:hAnsi="Times New Roman" w:cs="Times New Roman"/>
+                <w:sz w:val="24"/>
+                <w:szCs w:val="24"/>
+                <w:lang w:eastAsia="ru-RU"/>
+              </w:rPr>
+              <w:lastRenderedPageBreak/>
+              <w:t>Возможны «галлюцинации», риск списывания, платные функции</w:t>
+            </w:r>
           </w:p>
         </w:tc>
         <w:tc>
           <w:tcPr>
-            <w:tcW w:w="1505" w:type="dxa"/>
+            <w:tcW w:w="1749" w:type="dxa"/>
           </w:tcPr>
           <w:p>
             <w:pPr>
-              <w:spacing w:line="360" w:lineRule="auto"/>
               <w:jc w:val="both"/>
               <w:rPr>
                 <w:rFonts w:ascii="Times New Roman" w:eastAsia="Times New Roman" w:hAnsi="Times New Roman" w:cs="Times New Roman"/>
-                <w:sz w:val="28"/>
-                <w:szCs w:val="28"/>
-                <w:lang w:val="en-US" w:eastAsia="ru-RU"/>
+                <w:sz w:val="24"/>
+                <w:szCs w:val="24"/>
+                <w:lang w:eastAsia="ru-RU"/>
               </w:rPr>
             </w:pPr>
-          </w:p>
-        </w:tc>
-        <w:tc>
-          <w:tcPr>
-            <w:tcW w:w="1786" w:type="dxa"/>
-          </w:tcPr>
-          <w:p>
-            <w:pPr>
-              <w:spacing w:line="360" w:lineRule="auto"/>
-              <w:jc w:val="both"/>
-              <w:rPr>
-                <w:rFonts w:ascii="Times New Roman" w:eastAsia="Times New Roman" w:hAnsi="Times New Roman" w:cs="Times New Roman"/>
-                <w:sz w:val="28"/>
-                <w:szCs w:val="28"/>
-                <w:lang w:val="en-US" w:eastAsia="ru-RU"/>
-              </w:rPr>
-            </w:pPr>
+            <w:r>
+              <w:rPr>
+                <w:rFonts w:ascii="Times New Roman" w:eastAsia="Times New Roman" w:hAnsi="Times New Roman" w:cs="Times New Roman"/>
+                <w:sz w:val="24"/>
+                <w:szCs w:val="24"/>
+                <w:lang w:eastAsia="ru-RU"/>
+              </w:rPr>
+              <w:t xml:space="preserve">Персонализация обучения, помощь в написании работ, </w:t>
+            </w:r>
+            <w:r>
+              <w:rPr>
+                <w:rFonts w:ascii="Times New Roman" w:eastAsia="Times New Roman" w:hAnsi="Times New Roman" w:cs="Times New Roman"/>
+                <w:sz w:val="24"/>
+                <w:szCs w:val="24"/>
+                <w:lang w:eastAsia="ru-RU"/>
+              </w:rPr>
+              <w:lastRenderedPageBreak/>
+              <w:t>объяснение сложных тем</w:t>
+            </w:r>
           </w:p>
         </w:tc>
       </w:tr>
       <w:tr>
         <w:tc>
           <w:tcPr>
-            <w:tcW w:w="1573" w:type="dxa"/>
+            <w:tcW w:w="1105" w:type="dxa"/>
           </w:tcPr>
           <w:p>
             <w:pPr>
-              <w:spacing w:line="360" w:lineRule="auto"/>
               <w:jc w:val="both"/>
               <w:rPr>
                 <w:rFonts w:ascii="Times New Roman" w:eastAsia="Times New Roman" w:hAnsi="Times New Roman" w:cs="Times New Roman"/>
-                <w:sz w:val="28"/>
-                <w:szCs w:val="28"/>
+                <w:sz w:val="24"/>
+                <w:szCs w:val="24"/>
                 <w:lang w:val="en-US" w:eastAsia="ru-RU"/>
               </w:rPr>
             </w:pPr>
             <w:r>
               <w:rPr>
                 <w:rFonts w:ascii="Times New Roman" w:eastAsia="Times New Roman" w:hAnsi="Times New Roman" w:cs="Times New Roman"/>
-                <w:sz w:val="28"/>
-                <w:szCs w:val="28"/>
+                <w:sz w:val="24"/>
+                <w:szCs w:val="24"/>
                 <w:lang w:val="en-US" w:eastAsia="ru-RU"/>
               </w:rPr>
+              <w:lastRenderedPageBreak/>
               <w:t>DeepSeek</w:t>
             </w:r>
           </w:p>
         </w:tc>
         <w:tc>
           <w:tcPr>
-            <w:tcW w:w="1776" w:type="dxa"/>
+            <w:tcW w:w="1380" w:type="dxa"/>
           </w:tcPr>
           <w:p>
             <w:pPr>
-              <w:spacing w:line="360" w:lineRule="auto"/>
               <w:jc w:val="both"/>
               <w:rPr>
                 <w:rFonts w:ascii="Times New Roman" w:eastAsia="Times New Roman" w:hAnsi="Times New Roman" w:cs="Times New Roman"/>
-                <w:sz w:val="28"/>
-                <w:szCs w:val="28"/>
+                <w:sz w:val="24"/>
+                <w:szCs w:val="24"/>
                 <w:lang w:val="en-US" w:eastAsia="ru-RU"/>
               </w:rPr>
             </w:pPr>
+            <w:r>
+              <w:rPr>
+                <w:rFonts w:ascii="Times New Roman" w:eastAsia="Times New Roman" w:hAnsi="Times New Roman" w:cs="Times New Roman"/>
+                <w:sz w:val="24"/>
+                <w:szCs w:val="24"/>
+                <w:lang w:val="en-US" w:eastAsia="ru-RU"/>
+              </w:rPr>
+              <w:t>DeepSeek AI</w:t>
+            </w:r>
           </w:p>
         </w:tc>
         <w:tc>
           <w:tcPr>
-            <w:tcW w:w="1277" w:type="dxa"/>
+            <w:tcW w:w="1850" w:type="dxa"/>
           </w:tcPr>
           <w:p>
             <w:pPr>
-              <w:spacing w:line="360" w:lineRule="auto"/>
               <w:jc w:val="both"/>
               <w:rPr>
                 <w:rFonts w:ascii="Times New Roman" w:eastAsia="Times New Roman" w:hAnsi="Times New Roman" w:cs="Times New Roman"/>
-                <w:sz w:val="28"/>
-                <w:szCs w:val="28"/>
-                <w:lang w:val="en-US" w:eastAsia="ru-RU"/>
+                <w:sz w:val="24"/>
+                <w:szCs w:val="24"/>
+                <w:lang w:eastAsia="ru-RU"/>
               </w:rPr>
             </w:pPr>
+            <w:r>
+              <w:rPr>
+                <w:rFonts w:ascii="Times New Roman" w:eastAsia="Times New Roman" w:hAnsi="Times New Roman" w:cs="Times New Roman"/>
+                <w:sz w:val="24"/>
+                <w:szCs w:val="24"/>
+                <w:lang w:eastAsia="ru-RU"/>
+              </w:rPr>
+              <w:t>Сильные математические и логические способности, хорош в программировании</w:t>
+            </w:r>
           </w:p>
         </w:tc>
         <w:tc>
           <w:tcPr>
-            <w:tcW w:w="1428" w:type="dxa"/>
+            <w:tcW w:w="1861" w:type="dxa"/>
           </w:tcPr>
           <w:p>
             <w:pPr>
-              <w:spacing w:line="360" w:lineRule="auto"/>
               <w:jc w:val="both"/>
               <w:rPr>
                 <w:rFonts w:ascii="Times New Roman" w:eastAsia="Times New Roman" w:hAnsi="Times New Roman" w:cs="Times New Roman"/>
-                <w:sz w:val="28"/>
-                <w:szCs w:val="28"/>
-                <w:lang w:val="en-US" w:eastAsia="ru-RU"/>
+                <w:sz w:val="24"/>
+                <w:szCs w:val="24"/>
+                <w:lang w:eastAsia="ru-RU"/>
               </w:rPr>
             </w:pPr>
+            <w:r>
+              <w:rPr>
+                <w:rFonts w:ascii="Times New Roman" w:eastAsia="Times New Roman" w:hAnsi="Times New Roman" w:cs="Times New Roman"/>
+                <w:sz w:val="24"/>
+                <w:szCs w:val="24"/>
+                <w:lang w:eastAsia="ru-RU"/>
+              </w:rPr>
+              <w:t>Менее развитый диалог, ограниченная адаптация под образование</w:t>
+            </w:r>
           </w:p>
         </w:tc>
         <w:tc>
           <w:tcPr>
-            <w:tcW w:w="1505" w:type="dxa"/>
+            <w:tcW w:w="1749" w:type="dxa"/>
           </w:tcPr>
           <w:p>
             <w:pPr>
-              <w:spacing w:line="360" w:lineRule="auto"/>
               <w:jc w:val="both"/>
               <w:rPr>
                 <w:rFonts w:ascii="Times New Roman" w:eastAsia="Times New Roman" w:hAnsi="Times New Roman" w:cs="Times New Roman"/>
-                <w:sz w:val="28"/>
-                <w:szCs w:val="28"/>
-                <w:lang w:val="en-US" w:eastAsia="ru-RU"/>
+                <w:sz w:val="24"/>
+                <w:szCs w:val="24"/>
+                <w:lang w:eastAsia="ru-RU"/>
               </w:rPr>
             </w:pPr>
-          </w:p>
-        </w:tc>
-        <w:tc>
-          <w:tcPr>
-            <w:tcW w:w="1786" w:type="dxa"/>
-          </w:tcPr>
-          <w:p>
-            <w:pPr>
-              <w:spacing w:line="360" w:lineRule="auto"/>
-              <w:jc w:val="both"/>
-              <w:rPr>
-                <w:rFonts w:ascii="Times New Roman" w:eastAsia="Times New Roman" w:hAnsi="Times New Roman" w:cs="Times New Roman"/>
-                <w:sz w:val="28"/>
-                <w:szCs w:val="28"/>
-                <w:lang w:val="en-US" w:eastAsia="ru-RU"/>
-              </w:rPr>
-            </w:pPr>
+            <w:r>
+              <w:rPr>
+                <w:rFonts w:ascii="Times New Roman" w:eastAsia="Times New Roman" w:hAnsi="Times New Roman" w:cs="Times New Roman"/>
+                <w:sz w:val="24"/>
+                <w:szCs w:val="24"/>
+                <w:lang w:eastAsia="ru-RU"/>
+              </w:rPr>
+              <w:t>Полезен для технических дисциплин и решения задач</w:t>
+            </w:r>
           </w:p>
         </w:tc>
       </w:tr>
       <w:tr>
         <w:tc>
           <w:tcPr>
-            <w:tcW w:w="1573" w:type="dxa"/>
+            <w:tcW w:w="1105" w:type="dxa"/>
           </w:tcPr>
           <w:p>
             <w:pPr>
-              <w:spacing w:line="360" w:lineRule="auto"/>
               <w:jc w:val="both"/>
               <w:rPr>
                 <w:rFonts w:ascii="Times New Roman" w:eastAsia="Times New Roman" w:hAnsi="Times New Roman" w:cs="Times New Roman"/>
-                <w:sz w:val="28"/>
-                <w:szCs w:val="28"/>
+                <w:sz w:val="24"/>
+                <w:szCs w:val="24"/>
                 <w:lang w:val="en-US" w:eastAsia="ru-RU"/>
               </w:rPr>
             </w:pPr>
             <w:r>
               <w:rPr>
                 <w:rFonts w:ascii="Times New Roman" w:eastAsia="Times New Roman" w:hAnsi="Times New Roman" w:cs="Times New Roman"/>
-                <w:sz w:val="28"/>
-                <w:szCs w:val="28"/>
+                <w:sz w:val="24"/>
+                <w:szCs w:val="24"/>
                 <w:lang w:val="en-US" w:eastAsia="ru-RU"/>
               </w:rPr>
               <w:t>Qwen</w:t>
@@ -3262,225 +3284,252 @@
         </w:tc>
         <w:tc>
           <w:tcPr>
-            <w:tcW w:w="1776" w:type="dxa"/>
+            <w:tcW w:w="1380" w:type="dxa"/>
           </w:tcPr>
           <w:p>
             <w:pPr>
-              <w:spacing w:line="360" w:lineRule="auto"/>
               <w:jc w:val="both"/>
               <w:rPr>
                 <w:rFonts w:ascii="Times New Roman" w:eastAsia="Times New Roman" w:hAnsi="Times New Roman" w:cs="Times New Roman"/>
-                <w:sz w:val="28"/>
-                <w:szCs w:val="28"/>
+                <w:sz w:val="24"/>
+                <w:szCs w:val="24"/>
                 <w:lang w:val="en-US" w:eastAsia="ru-RU"/>
               </w:rPr>
             </w:pPr>
+            <w:r>
+              <w:rPr>
+                <w:rFonts w:ascii="Times New Roman" w:eastAsia="Times New Roman" w:hAnsi="Times New Roman" w:cs="Times New Roman"/>
+                <w:sz w:val="24"/>
+                <w:szCs w:val="24"/>
+                <w:lang w:val="en-US" w:eastAsia="ru-RU"/>
+              </w:rPr>
+              <w:t>Alibaba</w:t>
+            </w:r>
           </w:p>
         </w:tc>
         <w:tc>
           <w:tcPr>
-            <w:tcW w:w="1277" w:type="dxa"/>
+            <w:tcW w:w="1850" w:type="dxa"/>
           </w:tcPr>
           <w:p>
             <w:pPr>
-              <w:spacing w:line="360" w:lineRule="auto"/>
               <w:jc w:val="both"/>
               <w:rPr>
                 <w:rFonts w:ascii="Times New Roman" w:eastAsia="Times New Roman" w:hAnsi="Times New Roman" w:cs="Times New Roman"/>
-                <w:sz w:val="28"/>
-                <w:szCs w:val="28"/>
-                <w:lang w:val="en-US" w:eastAsia="ru-RU"/>
+                <w:sz w:val="24"/>
+                <w:szCs w:val="24"/>
+                <w:lang w:eastAsia="ru-RU"/>
               </w:rPr>
             </w:pPr>
+            <w:r>
+              <w:rPr>
+                <w:rFonts w:ascii="Times New Roman" w:eastAsia="Times New Roman" w:hAnsi="Times New Roman" w:cs="Times New Roman"/>
+                <w:sz w:val="24"/>
+                <w:szCs w:val="24"/>
+                <w:lang w:eastAsia="ru-RU"/>
+              </w:rPr>
+              <w:t>Хорошая мультимодальность, поддержка разных языков</w:t>
+            </w:r>
           </w:p>
         </w:tc>
         <w:tc>
           <w:tcPr>
-            <w:tcW w:w="1428" w:type="dxa"/>
+            <w:tcW w:w="1861" w:type="dxa"/>
           </w:tcPr>
           <w:p>
             <w:pPr>
-              <w:spacing w:line="360" w:lineRule="auto"/>
               <w:jc w:val="both"/>
               <w:rPr>
                 <w:rFonts w:ascii="Times New Roman" w:eastAsia="Times New Roman" w:hAnsi="Times New Roman" w:cs="Times New Roman"/>
-                <w:sz w:val="28"/>
-                <w:szCs w:val="28"/>
-                <w:lang w:val="en-US" w:eastAsia="ru-RU"/>
+                <w:sz w:val="24"/>
+                <w:szCs w:val="24"/>
+                <w:lang w:eastAsia="ru-RU"/>
               </w:rPr>
             </w:pPr>
+            <w:r>
+              <w:rPr>
+                <w:rFonts w:ascii="Times New Roman" w:eastAsia="Times New Roman" w:hAnsi="Times New Roman" w:cs="Times New Roman"/>
+                <w:sz w:val="24"/>
+                <w:szCs w:val="24"/>
+                <w:lang w:eastAsia="ru-RU"/>
+              </w:rPr>
+              <w:t>Меньше распространён в образовании, чем ChatGPT</w:t>
+            </w:r>
           </w:p>
         </w:tc>
         <w:tc>
           <w:tcPr>
-            <w:tcW w:w="1505" w:type="dxa"/>
+            <w:tcW w:w="1749" w:type="dxa"/>
           </w:tcPr>
           <w:p>
             <w:pPr>
-              <w:spacing w:line="360" w:lineRule="auto"/>
               <w:jc w:val="both"/>
               <w:rPr>
                 <w:rFonts w:ascii="Times New Roman" w:eastAsia="Times New Roman" w:hAnsi="Times New Roman" w:cs="Times New Roman"/>
-                <w:sz w:val="28"/>
-                <w:szCs w:val="28"/>
-                <w:lang w:val="en-US" w:eastAsia="ru-RU"/>
+                <w:sz w:val="24"/>
+                <w:szCs w:val="24"/>
+                <w:lang w:eastAsia="ru-RU"/>
               </w:rPr>
             </w:pPr>
-          </w:p>
-        </w:tc>
-        <w:tc>
-          <w:tcPr>
-            <w:tcW w:w="1786" w:type="dxa"/>
-          </w:tcPr>
-          <w:p>
-            <w:pPr>
-              <w:spacing w:line="360" w:lineRule="auto"/>
-              <w:jc w:val="both"/>
-              <w:rPr>
-                <w:rFonts w:ascii="Times New Roman" w:eastAsia="Times New Roman" w:hAnsi="Times New Roman" w:cs="Times New Roman"/>
-                <w:sz w:val="28"/>
-                <w:szCs w:val="28"/>
-                <w:lang w:val="en-US" w:eastAsia="ru-RU"/>
-              </w:rPr>
-            </w:pPr>
+            <w:r>
+              <w:rPr>
+                <w:rFonts w:ascii="Times New Roman" w:eastAsia="Times New Roman" w:hAnsi="Times New Roman" w:cs="Times New Roman"/>
+                <w:sz w:val="24"/>
+                <w:szCs w:val="24"/>
+                <w:lang w:eastAsia="ru-RU"/>
+              </w:rPr>
+              <w:t>Подходит для работы с текстами и мультимедиа в обучении</w:t>
+            </w:r>
           </w:p>
         </w:tc>
       </w:tr>
       <w:tr>
         <w:tc>
           <w:tcPr>
-            <w:tcW w:w="1573" w:type="dxa"/>
+            <w:tcW w:w="1105" w:type="dxa"/>
           </w:tcPr>
           <w:p>
             <w:pPr>
-              <w:spacing w:line="360" w:lineRule="auto"/>
               <w:jc w:val="both"/>
               <w:rPr>
                 <w:rFonts w:ascii="Times New Roman" w:eastAsia="Times New Roman" w:hAnsi="Times New Roman" w:cs="Times New Roman"/>
-                <w:sz w:val="28"/>
-                <w:szCs w:val="28"/>
+                <w:sz w:val="24"/>
+                <w:szCs w:val="24"/>
                 <w:lang w:val="en-US" w:eastAsia="ru-RU"/>
               </w:rPr>
             </w:pPr>
             <w:r>
               <w:rPr>
                 <w:rFonts w:ascii="Times New Roman" w:eastAsia="Times New Roman" w:hAnsi="Times New Roman" w:cs="Times New Roman"/>
-                <w:sz w:val="28"/>
-                <w:szCs w:val="28"/>
+                <w:sz w:val="24"/>
+                <w:szCs w:val="24"/>
                 <w:lang w:val="en-US" w:eastAsia="ru-RU"/>
               </w:rPr>
-              <w:lastRenderedPageBreak/>
               <w:t>Gemini</w:t>
             </w:r>
           </w:p>
         </w:tc>
         <w:tc>
           <w:tcPr>
-            <w:tcW w:w="1776" w:type="dxa"/>
+            <w:tcW w:w="1380" w:type="dxa"/>
           </w:tcPr>
           <w:p>
             <w:pPr>
-              <w:spacing w:line="360" w:lineRule="auto"/>
               <w:jc w:val="both"/>
               <w:rPr>
                 <w:rFonts w:ascii="Times New Roman" w:eastAsia="Times New Roman" w:hAnsi="Times New Roman" w:cs="Times New Roman"/>
-                <w:sz w:val="28"/>
-                <w:szCs w:val="28"/>
+                <w:sz w:val="24"/>
+                <w:szCs w:val="24"/>
                 <w:lang w:val="en-US" w:eastAsia="ru-RU"/>
               </w:rPr>
             </w:pPr>
+            <w:r>
+              <w:rPr>
+                <w:rFonts w:ascii="Times New Roman" w:eastAsia="Times New Roman" w:hAnsi="Times New Roman" w:cs="Times New Roman"/>
+                <w:sz w:val="24"/>
+                <w:szCs w:val="24"/>
+                <w:lang w:val="en-US" w:eastAsia="ru-RU"/>
+              </w:rPr>
+              <w:t>Google</w:t>
+            </w:r>
           </w:p>
         </w:tc>
         <w:tc>
           <w:tcPr>
-            <w:tcW w:w="1277" w:type="dxa"/>
+            <w:tcW w:w="1850" w:type="dxa"/>
           </w:tcPr>
           <w:p>
             <w:pPr>
-              <w:spacing w:line="360" w:lineRule="auto"/>
               <w:jc w:val="both"/>
               <w:rPr>
                 <w:rFonts w:ascii="Times New Roman" w:eastAsia="Times New Roman" w:hAnsi="Times New Roman" w:cs="Times New Roman"/>
-                <w:sz w:val="28"/>
-                <w:szCs w:val="28"/>
-                <w:lang w:val="en-US" w:eastAsia="ru-RU"/>
+                <w:sz w:val="24"/>
+                <w:szCs w:val="24"/>
+                <w:lang w:eastAsia="ru-RU"/>
               </w:rPr>
             </w:pPr>
+            <w:r>
+              <w:rPr>
+                <w:rFonts w:ascii="Times New Roman" w:eastAsia="Times New Roman" w:hAnsi="Times New Roman" w:cs="Times New Roman"/>
+                <w:sz w:val="24"/>
+                <w:szCs w:val="24"/>
+                <w:lang w:eastAsia="ru-RU"/>
+              </w:rPr>
+              <w:t>Доступ к актуальной информации, мультимодальность</w:t>
+            </w:r>
           </w:p>
         </w:tc>
         <w:tc>
           <w:tcPr>
-            <w:tcW w:w="1428" w:type="dxa"/>
+            <w:tcW w:w="1861" w:type="dxa"/>
           </w:tcPr>
           <w:p>
             <w:pPr>
-              <w:spacing w:line="360" w:lineRule="auto"/>
               <w:jc w:val="both"/>
               <w:rPr>
                 <w:rFonts w:ascii="Times New Roman" w:eastAsia="Times New Roman" w:hAnsi="Times New Roman" w:cs="Times New Roman"/>
-                <w:sz w:val="28"/>
-                <w:szCs w:val="28"/>
-                <w:lang w:val="en-US" w:eastAsia="ru-RU"/>
+                <w:sz w:val="24"/>
+                <w:szCs w:val="24"/>
+                <w:lang w:eastAsia="ru-RU"/>
               </w:rPr>
             </w:pPr>
+            <w:r>
+              <w:rPr>
+                <w:rFonts w:ascii="Times New Roman" w:eastAsia="Times New Roman" w:hAnsi="Times New Roman" w:cs="Times New Roman"/>
+                <w:sz w:val="24"/>
+                <w:szCs w:val="24"/>
+                <w:lang w:eastAsia="ru-RU"/>
+              </w:rPr>
+              <w:t>Иногда поверхностные ответы, зависит от экосистемы Google</w:t>
+            </w:r>
           </w:p>
         </w:tc>
         <w:tc>
           <w:tcPr>
-            <w:tcW w:w="1505" w:type="dxa"/>
+            <w:tcW w:w="1749" w:type="dxa"/>
           </w:tcPr>
           <w:p>
             <w:pPr>
-              <w:spacing w:line="360" w:lineRule="auto"/>
               <w:jc w:val="both"/>
               <w:rPr>
                 <w:rFonts w:ascii="Times New Roman" w:eastAsia="Times New Roman" w:hAnsi="Times New Roman" w:cs="Times New Roman"/>
-                <w:sz w:val="28"/>
-                <w:szCs w:val="28"/>
-                <w:lang w:val="en-US" w:eastAsia="ru-RU"/>
+                <w:sz w:val="24"/>
+                <w:szCs w:val="24"/>
+                <w:lang w:eastAsia="ru-RU"/>
               </w:rPr>
             </w:pPr>
-          </w:p>
-        </w:tc>
-        <w:tc>
-          <w:tcPr>
-            <w:tcW w:w="1786" w:type="dxa"/>
-          </w:tcPr>
-          <w:p>
-            <w:pPr>
-              <w:spacing w:line="360" w:lineRule="auto"/>
-              <w:jc w:val="both"/>
-              <w:rPr>
-                <w:rFonts w:ascii="Times New Roman" w:eastAsia="Times New Roman" w:hAnsi="Times New Roman" w:cs="Times New Roman"/>
-                <w:sz w:val="28"/>
-                <w:szCs w:val="28"/>
-                <w:lang w:val="en-US" w:eastAsia="ru-RU"/>
-              </w:rPr>
-            </w:pPr>
+            <w:r>
+              <w:rPr>
+                <w:rFonts w:ascii="Times New Roman" w:eastAsia="Times New Roman" w:hAnsi="Times New Roman" w:cs="Times New Roman"/>
+                <w:sz w:val="24"/>
+                <w:szCs w:val="24"/>
+                <w:lang w:eastAsia="ru-RU"/>
+              </w:rPr>
+              <w:t>Полезен для поиска и анализа информации, обучения через примеры</w:t>
+            </w:r>
           </w:p>
         </w:tc>
       </w:tr>
       <w:tr>
         <w:tc>
           <w:tcPr>
-            <w:tcW w:w="1573" w:type="dxa"/>
+            <w:tcW w:w="1105" w:type="dxa"/>
           </w:tcPr>
           <w:p>
             <w:pPr>
-              <w:spacing w:line="360" w:lineRule="auto"/>
               <w:jc w:val="both"/>
               <w:rPr>
                 <w:rFonts w:ascii="Times New Roman" w:eastAsia="Times New Roman" w:hAnsi="Times New Roman" w:cs="Times New Roman"/>
-                <w:sz w:val="28"/>
-                <w:szCs w:val="28"/>
+                <w:sz w:val="24"/>
+                <w:szCs w:val="24"/>
                 <w:lang w:eastAsia="ru-RU"/>
               </w:rPr>
             </w:pPr>
             <w:r>
               <w:rPr>
                 <w:rFonts w:ascii="Times New Roman" w:eastAsia="Times New Roman" w:hAnsi="Times New Roman" w:cs="Times New Roman"/>
-                <w:sz w:val="28"/>
-                <w:szCs w:val="28"/>
+                <w:sz w:val="24"/>
+                <w:szCs w:val="24"/>
                 <w:lang w:eastAsia="ru-RU"/>
               </w:rPr>
               <w:t>Алиса</w:t>
@@ -3489,103 +3538,119 @@
         </w:tc>
         <w:tc>
           <w:tcPr>
-            <w:tcW w:w="1776" w:type="dxa"/>
+            <w:tcW w:w="1380" w:type="dxa"/>
           </w:tcPr>
           <w:p>
             <w:pPr>
-              <w:spacing w:line="360" w:lineRule="auto"/>
               <w:jc w:val="both"/>
               <w:rPr>
                 <w:rFonts w:ascii="Times New Roman" w:eastAsia="Times New Roman" w:hAnsi="Times New Roman" w:cs="Times New Roman"/>
-                <w:sz w:val="28"/>
-                <w:szCs w:val="28"/>
+                <w:sz w:val="24"/>
+                <w:szCs w:val="24"/>
                 <w:lang w:val="en-US" w:eastAsia="ru-RU"/>
               </w:rPr>
             </w:pPr>
+            <w:proofErr w:type="spellStart"/>
+            <w:r>
+              <w:rPr>
+                <w:rFonts w:ascii="Times New Roman" w:eastAsia="Times New Roman" w:hAnsi="Times New Roman" w:cs="Times New Roman"/>
+                <w:sz w:val="24"/>
+                <w:szCs w:val="24"/>
+                <w:lang w:val="en-US" w:eastAsia="ru-RU"/>
+              </w:rPr>
+              <w:t>Яндекс</w:t>
+            </w:r>
+            <w:proofErr w:type="spellEnd"/>
           </w:p>
         </w:tc>
         <w:tc>
           <w:tcPr>
-            <w:tcW w:w="1277" w:type="dxa"/>
+            <w:tcW w:w="1850" w:type="dxa"/>
           </w:tcPr>
           <w:p>
             <w:pPr>
-              <w:spacing w:line="360" w:lineRule="auto"/>
               <w:jc w:val="both"/>
               <w:rPr>
                 <w:rFonts w:ascii="Times New Roman" w:eastAsia="Times New Roman" w:hAnsi="Times New Roman" w:cs="Times New Roman"/>
-                <w:sz w:val="28"/>
-                <w:szCs w:val="28"/>
-                <w:lang w:val="en-US" w:eastAsia="ru-RU"/>
+                <w:sz w:val="24"/>
+                <w:szCs w:val="24"/>
+                <w:lang w:eastAsia="ru-RU"/>
               </w:rPr>
             </w:pPr>
+            <w:r>
+              <w:rPr>
+                <w:rFonts w:ascii="Times New Roman" w:eastAsia="Times New Roman" w:hAnsi="Times New Roman" w:cs="Times New Roman"/>
+                <w:sz w:val="24"/>
+                <w:szCs w:val="24"/>
+                <w:lang w:eastAsia="ru-RU"/>
+              </w:rPr>
+              <w:t>Хорошо понимает русский язык, доступность</w:t>
+            </w:r>
           </w:p>
         </w:tc>
         <w:tc>
           <w:tcPr>
-            <w:tcW w:w="1428" w:type="dxa"/>
+            <w:tcW w:w="1861" w:type="dxa"/>
           </w:tcPr>
           <w:p>
             <w:pPr>
-              <w:spacing w:line="360" w:lineRule="auto"/>
               <w:jc w:val="both"/>
               <w:rPr>
                 <w:rFonts w:ascii="Times New Roman" w:eastAsia="Times New Roman" w:hAnsi="Times New Roman" w:cs="Times New Roman"/>
-                <w:sz w:val="28"/>
-                <w:szCs w:val="28"/>
-                <w:lang w:val="en-US" w:eastAsia="ru-RU"/>
+                <w:sz w:val="24"/>
+                <w:szCs w:val="24"/>
+                <w:lang w:eastAsia="ru-RU"/>
               </w:rPr>
             </w:pPr>
+            <w:r>
+              <w:rPr>
+                <w:rFonts w:ascii="Times New Roman" w:eastAsia="Times New Roman" w:hAnsi="Times New Roman" w:cs="Times New Roman"/>
+                <w:sz w:val="24"/>
+                <w:szCs w:val="24"/>
+                <w:lang w:eastAsia="ru-RU"/>
+              </w:rPr>
+              <w:t>Ограниченная глубина ответов, не специализирована как LLM</w:t>
+            </w:r>
           </w:p>
         </w:tc>
         <w:tc>
           <w:tcPr>
-            <w:tcW w:w="1505" w:type="dxa"/>
+            <w:tcW w:w="1749" w:type="dxa"/>
           </w:tcPr>
           <w:p>
             <w:pPr>
-              <w:spacing w:line="360" w:lineRule="auto"/>
               <w:jc w:val="both"/>
               <w:rPr>
                 <w:rFonts w:ascii="Times New Roman" w:eastAsia="Times New Roman" w:hAnsi="Times New Roman" w:cs="Times New Roman"/>
-                <w:sz w:val="28"/>
-                <w:szCs w:val="28"/>
-                <w:lang w:val="en-US" w:eastAsia="ru-RU"/>
+                <w:sz w:val="24"/>
+                <w:szCs w:val="24"/>
+                <w:lang w:eastAsia="ru-RU"/>
               </w:rPr>
             </w:pPr>
-          </w:p>
-        </w:tc>
-        <w:tc>
-          <w:tcPr>
-            <w:tcW w:w="1786" w:type="dxa"/>
-          </w:tcPr>
-          <w:p>
-            <w:pPr>
-              <w:spacing w:line="360" w:lineRule="auto"/>
-              <w:jc w:val="both"/>
-              <w:rPr>
-                <w:rFonts w:ascii="Times New Roman" w:eastAsia="Times New Roman" w:hAnsi="Times New Roman" w:cs="Times New Roman"/>
-                <w:sz w:val="28"/>
-                <w:szCs w:val="28"/>
-                <w:lang w:val="en-US" w:eastAsia="ru-RU"/>
-              </w:rPr>
-            </w:pPr>
+            <w:r>
+              <w:rPr>
+                <w:rFonts w:ascii="Times New Roman" w:eastAsia="Times New Roman" w:hAnsi="Times New Roman" w:cs="Times New Roman"/>
+                <w:sz w:val="24"/>
+                <w:szCs w:val="24"/>
+                <w:lang w:eastAsia="ru-RU"/>
+              </w:rPr>
+              <w:t>Подходит для школьного уровня, быстрые ответы и помощь</w:t>
+            </w:r>
           </w:p>
         </w:tc>
       </w:tr>
       <w:tr>
         <w:tc>
           <w:tcPr>
-            <w:tcW w:w="1573" w:type="dxa"/>
+            <w:tcW w:w="1105" w:type="dxa"/>
           </w:tcPr>
           <w:p>
             <w:pPr>
-              <w:spacing w:line="360" w:lineRule="auto"/>
               <w:jc w:val="both"/>
               <w:rPr>
                 <w:rFonts w:ascii="Times New Roman" w:eastAsia="Times New Roman" w:hAnsi="Times New Roman" w:cs="Times New Roman"/>
-                <w:sz w:val="28"/>
-                <w:szCs w:val="28"/>
+                <w:sz w:val="24"/>
+                <w:szCs w:val="24"/>
                 <w:lang w:val="en-US" w:eastAsia="ru-RU"/>
               </w:rPr>
             </w:pPr>
@@ -3593,8 +3658,8 @@
             <w:r>
               <w:rPr>
                 <w:rFonts w:ascii="Times New Roman" w:eastAsia="Times New Roman" w:hAnsi="Times New Roman" w:cs="Times New Roman"/>
-                <w:sz w:val="28"/>
-                <w:szCs w:val="28"/>
+                <w:sz w:val="24"/>
+                <w:szCs w:val="24"/>
                 <w:lang w:eastAsia="ru-RU"/>
               </w:rPr>
               <w:t>Гигачат</w:t>
@@ -3604,87 +3669,104 @@
         </w:tc>
         <w:tc>
           <w:tcPr>
-            <w:tcW w:w="1776" w:type="dxa"/>
+            <w:tcW w:w="1380" w:type="dxa"/>
           </w:tcPr>
           <w:p>
             <w:pPr>
-              <w:spacing w:line="360" w:lineRule="auto"/>
               <w:jc w:val="both"/>
               <w:rPr>
                 <w:rFonts w:ascii="Times New Roman" w:eastAsia="Times New Roman" w:hAnsi="Times New Roman" w:cs="Times New Roman"/>
-                <w:sz w:val="28"/>
-                <w:szCs w:val="28"/>
+                <w:sz w:val="24"/>
+                <w:szCs w:val="24"/>
                 <w:lang w:val="en-US" w:eastAsia="ru-RU"/>
               </w:rPr>
             </w:pPr>
+            <w:proofErr w:type="spellStart"/>
+            <w:r>
+              <w:rPr>
+                <w:rFonts w:ascii="Times New Roman" w:eastAsia="Times New Roman" w:hAnsi="Times New Roman" w:cs="Times New Roman"/>
+                <w:sz w:val="24"/>
+                <w:szCs w:val="24"/>
+                <w:lang w:val="en-US" w:eastAsia="ru-RU"/>
+              </w:rPr>
+              <w:t>Сбер</w:t>
+            </w:r>
+            <w:proofErr w:type="spellEnd"/>
           </w:p>
         </w:tc>
         <w:tc>
           <w:tcPr>
-            <w:tcW w:w="1277" w:type="dxa"/>
+            <w:tcW w:w="1850" w:type="dxa"/>
           </w:tcPr>
           <w:p>
             <w:pPr>
-              <w:spacing w:line="360" w:lineRule="auto"/>
               <w:jc w:val="both"/>
               <w:rPr>
                 <w:rFonts w:ascii="Times New Roman" w:eastAsia="Times New Roman" w:hAnsi="Times New Roman" w:cs="Times New Roman"/>
-                <w:sz w:val="28"/>
-                <w:szCs w:val="28"/>
-                <w:lang w:val="en-US" w:eastAsia="ru-RU"/>
+                <w:sz w:val="24"/>
+                <w:szCs w:val="24"/>
+                <w:lang w:eastAsia="ru-RU"/>
               </w:rPr>
             </w:pPr>
+            <w:r>
+              <w:rPr>
+                <w:rFonts w:ascii="Times New Roman" w:eastAsia="Times New Roman" w:hAnsi="Times New Roman" w:cs="Times New Roman"/>
+                <w:sz w:val="24"/>
+                <w:szCs w:val="24"/>
+                <w:lang w:eastAsia="ru-RU"/>
+              </w:rPr>
+              <w:t>Адаптация под русский язык и контекст, локальные решения</w:t>
+            </w:r>
           </w:p>
         </w:tc>
         <w:tc>
           <w:tcPr>
-            <w:tcW w:w="1428" w:type="dxa"/>
+            <w:tcW w:w="1861" w:type="dxa"/>
           </w:tcPr>
           <w:p>
             <w:pPr>
-              <w:spacing w:line="360" w:lineRule="auto"/>
               <w:jc w:val="both"/>
               <w:rPr>
                 <w:rFonts w:ascii="Times New Roman" w:eastAsia="Times New Roman" w:hAnsi="Times New Roman" w:cs="Times New Roman"/>
-                <w:sz w:val="28"/>
-                <w:szCs w:val="28"/>
-                <w:lang w:val="en-US" w:eastAsia="ru-RU"/>
+                <w:sz w:val="24"/>
+                <w:szCs w:val="24"/>
+                <w:lang w:eastAsia="ru-RU"/>
               </w:rPr>
             </w:pPr>
+            <w:r>
+              <w:rPr>
+                <w:rFonts w:ascii="Times New Roman" w:eastAsia="Times New Roman" w:hAnsi="Times New Roman" w:cs="Times New Roman"/>
+                <w:sz w:val="24"/>
+                <w:szCs w:val="24"/>
+                <w:lang w:eastAsia="ru-RU"/>
+              </w:rPr>
+              <w:t>Ограниченность по сравнению с западными моделями</w:t>
+            </w:r>
           </w:p>
         </w:tc>
         <w:tc>
           <w:tcPr>
-            <w:tcW w:w="1505" w:type="dxa"/>
+            <w:tcW w:w="1749" w:type="dxa"/>
           </w:tcPr>
           <w:p>
             <w:pPr>
-              <w:spacing w:line="360" w:lineRule="auto"/>
               <w:jc w:val="both"/>
               <w:rPr>
                 <w:rFonts w:ascii="Times New Roman" w:eastAsia="Times New Roman" w:hAnsi="Times New Roman" w:cs="Times New Roman"/>
-                <w:sz w:val="28"/>
-                <w:szCs w:val="28"/>
-                <w:lang w:val="en-US" w:eastAsia="ru-RU"/>
+                <w:sz w:val="24"/>
+                <w:szCs w:val="24"/>
+                <w:lang w:eastAsia="ru-RU"/>
               </w:rPr>
             </w:pPr>
-          </w:p>
-        </w:tc>
-        <w:tc>
-          <w:tcPr>
-            <w:tcW w:w="1786" w:type="dxa"/>
-          </w:tcPr>
-          <w:p>
-            <w:pPr>
-              <w:spacing w:line="360" w:lineRule="auto"/>
-              <w:jc w:val="both"/>
-              <w:rPr>
-                <w:rFonts w:ascii="Times New Roman" w:eastAsia="Times New Roman" w:hAnsi="Times New Roman" w:cs="Times New Roman"/>
-                <w:sz w:val="28"/>
-                <w:szCs w:val="28"/>
-                <w:lang w:val="en-US" w:eastAsia="ru-RU"/>
-              </w:rPr>
-            </w:pPr>
+            <w:r>
+              <w:rPr>
+                <w:rFonts w:ascii="Times New Roman" w:eastAsia="Times New Roman" w:hAnsi="Times New Roman" w:cs="Times New Roman"/>
+                <w:sz w:val="24"/>
+                <w:szCs w:val="24"/>
+                <w:lang w:eastAsia="ru-RU"/>
+              </w:rPr>
+              <w:t>Перспективен для внедрения в российские образовательные системы</w:t>
+            </w:r>
           </w:p>
         </w:tc>
       </w:tr>
@@ -3698,7 +3780,7 @@
           <w:rFonts w:ascii="Times New Roman" w:eastAsia="Times New Roman" w:hAnsi="Times New Roman" w:cs="Times New Roman"/>
           <w:sz w:val="28"/>
           <w:szCs w:val="28"/>
-          <w:lang w:val="en-US" w:eastAsia="ru-RU"/>
+          <w:lang w:eastAsia="ru-RU"/>
         </w:rPr>
       </w:pPr>
     </w:p>
@@ -3718,6 +3800,162 @@
     <w:p>
       <w:pPr>
         <w:spacing w:after="0" w:line="360" w:lineRule="auto"/>
+        <w:ind w:firstLine="720"/>
+        <w:jc w:val="both"/>
+        <w:rPr>
+          <w:rFonts w:ascii="Times New Roman" w:eastAsia="Times New Roman" w:hAnsi="Times New Roman" w:cs="Times New Roman"/>
+          <w:sz w:val="28"/>
+          <w:szCs w:val="28"/>
+          <w:lang w:val="en-US" w:eastAsia="ru-RU"/>
+        </w:rPr>
+      </w:pPr>
+    </w:p>
+    <w:p>
+      <w:pPr>
+        <w:spacing w:after="0" w:line="360" w:lineRule="auto"/>
+        <w:ind w:firstLine="720"/>
+        <w:jc w:val="both"/>
+        <w:rPr>
+          <w:rFonts w:ascii="Times New Roman" w:eastAsia="Times New Roman" w:hAnsi="Times New Roman" w:cs="Times New Roman"/>
+          <w:sz w:val="28"/>
+          <w:szCs w:val="28"/>
+          <w:lang w:val="en-US" w:eastAsia="ru-RU"/>
+        </w:rPr>
+      </w:pPr>
+    </w:p>
+    <w:p>
+      <w:pPr>
+        <w:spacing w:after="0" w:line="360" w:lineRule="auto"/>
+        <w:ind w:firstLine="720"/>
+        <w:jc w:val="both"/>
+        <w:rPr>
+          <w:rFonts w:ascii="Times New Roman" w:eastAsia="Times New Roman" w:hAnsi="Times New Roman" w:cs="Times New Roman"/>
+          <w:sz w:val="28"/>
+          <w:szCs w:val="28"/>
+          <w:lang w:val="en-US" w:eastAsia="ru-RU"/>
+        </w:rPr>
+      </w:pPr>
+    </w:p>
+    <w:p>
+      <w:pPr>
+        <w:spacing w:after="0" w:line="360" w:lineRule="auto"/>
+        <w:ind w:firstLine="720"/>
+        <w:jc w:val="both"/>
+        <w:rPr>
+          <w:rFonts w:ascii="Times New Roman" w:eastAsia="Times New Roman" w:hAnsi="Times New Roman" w:cs="Times New Roman"/>
+          <w:sz w:val="28"/>
+          <w:szCs w:val="28"/>
+          <w:lang w:val="en-US" w:eastAsia="ru-RU"/>
+        </w:rPr>
+      </w:pPr>
+    </w:p>
+    <w:p>
+      <w:pPr>
+        <w:spacing w:after="0" w:line="360" w:lineRule="auto"/>
+        <w:ind w:firstLine="720"/>
+        <w:jc w:val="both"/>
+        <w:rPr>
+          <w:rFonts w:ascii="Times New Roman" w:eastAsia="Times New Roman" w:hAnsi="Times New Roman" w:cs="Times New Roman"/>
+          <w:sz w:val="28"/>
+          <w:szCs w:val="28"/>
+          <w:lang w:val="en-US" w:eastAsia="ru-RU"/>
+        </w:rPr>
+      </w:pPr>
+    </w:p>
+    <w:p>
+      <w:pPr>
+        <w:spacing w:after="0" w:line="360" w:lineRule="auto"/>
+        <w:ind w:firstLine="720"/>
+        <w:jc w:val="both"/>
+        <w:rPr>
+          <w:rFonts w:ascii="Times New Roman" w:eastAsia="Times New Roman" w:hAnsi="Times New Roman" w:cs="Times New Roman"/>
+          <w:sz w:val="28"/>
+          <w:szCs w:val="28"/>
+          <w:lang w:val="en-US" w:eastAsia="ru-RU"/>
+        </w:rPr>
+      </w:pPr>
+    </w:p>
+    <w:p>
+      <w:pPr>
+        <w:spacing w:after="0" w:line="360" w:lineRule="auto"/>
+        <w:ind w:firstLine="720"/>
+        <w:jc w:val="both"/>
+        <w:rPr>
+          <w:rFonts w:ascii="Times New Roman" w:eastAsia="Times New Roman" w:hAnsi="Times New Roman" w:cs="Times New Roman"/>
+          <w:sz w:val="28"/>
+          <w:szCs w:val="28"/>
+          <w:lang w:val="en-US" w:eastAsia="ru-RU"/>
+        </w:rPr>
+      </w:pPr>
+    </w:p>
+    <w:p>
+      <w:pPr>
+        <w:spacing w:after="0" w:line="360" w:lineRule="auto"/>
+        <w:ind w:firstLine="720"/>
+        <w:jc w:val="both"/>
+        <w:rPr>
+          <w:rFonts w:ascii="Times New Roman" w:eastAsia="Times New Roman" w:hAnsi="Times New Roman" w:cs="Times New Roman"/>
+          <w:sz w:val="28"/>
+          <w:szCs w:val="28"/>
+          <w:lang w:val="en-US" w:eastAsia="ru-RU"/>
+        </w:rPr>
+      </w:pPr>
+    </w:p>
+    <w:p>
+      <w:pPr>
+        <w:spacing w:after="0" w:line="360" w:lineRule="auto"/>
+        <w:ind w:firstLine="720"/>
+        <w:jc w:val="both"/>
+        <w:rPr>
+          <w:rFonts w:ascii="Times New Roman" w:eastAsia="Times New Roman" w:hAnsi="Times New Roman" w:cs="Times New Roman"/>
+          <w:sz w:val="28"/>
+          <w:szCs w:val="28"/>
+          <w:lang w:val="en-US" w:eastAsia="ru-RU"/>
+        </w:rPr>
+      </w:pPr>
+    </w:p>
+    <w:p>
+      <w:pPr>
+        <w:spacing w:after="0" w:line="360" w:lineRule="auto"/>
+        <w:ind w:firstLine="720"/>
+        <w:jc w:val="both"/>
+        <w:rPr>
+          <w:rFonts w:ascii="Times New Roman" w:eastAsia="Times New Roman" w:hAnsi="Times New Roman" w:cs="Times New Roman"/>
+          <w:sz w:val="28"/>
+          <w:szCs w:val="28"/>
+          <w:lang w:val="en-US" w:eastAsia="ru-RU"/>
+        </w:rPr>
+      </w:pPr>
+    </w:p>
+    <w:p>
+      <w:pPr>
+        <w:spacing w:after="0" w:line="360" w:lineRule="auto"/>
+        <w:ind w:firstLine="720"/>
+        <w:jc w:val="both"/>
+        <w:rPr>
+          <w:rFonts w:ascii="Times New Roman" w:eastAsia="Times New Roman" w:hAnsi="Times New Roman" w:cs="Times New Roman"/>
+          <w:sz w:val="28"/>
+          <w:szCs w:val="28"/>
+          <w:lang w:val="en-US" w:eastAsia="ru-RU"/>
+        </w:rPr>
+      </w:pPr>
+    </w:p>
+    <w:p>
+      <w:pPr>
+        <w:spacing w:after="0" w:line="360" w:lineRule="auto"/>
+        <w:ind w:firstLine="720"/>
+        <w:jc w:val="both"/>
+        <w:rPr>
+          <w:rFonts w:ascii="Times New Roman" w:eastAsia="Times New Roman" w:hAnsi="Times New Roman" w:cs="Times New Roman"/>
+          <w:sz w:val="28"/>
+          <w:szCs w:val="28"/>
+          <w:lang w:val="en-US" w:eastAsia="ru-RU"/>
+        </w:rPr>
+      </w:pPr>
+    </w:p>
+    <w:p>
+      <w:pPr>
+        <w:spacing w:after="0" w:line="360" w:lineRule="auto"/>
         <w:jc w:val="center"/>
         <w:rPr>
           <w:rFonts w:ascii="Times New Roman" w:eastAsia="Times New Roman" w:hAnsi="Times New Roman" w:cs="Times New Roman"/>
@@ -3737,6 +3975,7 @@
           <w:szCs w:val="28"/>
           <w:lang w:eastAsia="ru-RU"/>
         </w:rPr>
+        <w:lastRenderedPageBreak/>
         <w:t>Литература</w:t>
       </w:r>
     </w:p>
@@ -5433,7 +5672,6 @@
   <w:style w:type="character" w:default="1" w:styleId="a0">
     <w:name w:val="Default Paragraph Font"/>
     <w:uiPriority w:val="1"/>
-    <w:semiHidden/>
     <w:unhideWhenUsed/>
   </w:style>
   <w:style w:type="table" w:default="1" w:styleId="a1">

--- a/Курс 3/УНС/ИД23-1_Маслов_АН_Статья_Использование больших языковых моделей в сфере образования.docx
+++ b/Курс 3/УНС/ИД23-1_Маслов_АН_Статья_Использование больших языковых моделей в сфере образования.docx
@@ -2835,23 +2835,117 @@
         <w:t>.</w:t>
       </w:r>
     </w:p>
+    <w:p>
+      <w:pPr>
+        <w:spacing w:after="0" w:line="360" w:lineRule="auto"/>
+        <w:ind w:firstLine="720"/>
+        <w:jc w:val="both"/>
+        <w:rPr>
+          <w:rFonts w:ascii="Times New Roman" w:eastAsia="Times New Roman" w:hAnsi="Times New Roman" w:cs="Times New Roman"/>
+          <w:sz w:val="28"/>
+          <w:szCs w:val="28"/>
+          <w:lang w:eastAsia="ru-RU"/>
+        </w:rPr>
+      </w:pPr>
+    </w:p>
+    <w:p>
+      <w:pPr>
+        <w:spacing w:after="0" w:line="360" w:lineRule="auto"/>
+        <w:ind w:firstLine="720"/>
+        <w:jc w:val="both"/>
+        <w:rPr>
+          <w:rFonts w:ascii="Times New Roman" w:eastAsia="Times New Roman" w:hAnsi="Times New Roman" w:cs="Times New Roman"/>
+          <w:sz w:val="28"/>
+          <w:szCs w:val="28"/>
+          <w:lang w:eastAsia="ru-RU"/>
+        </w:rPr>
+      </w:pPr>
+    </w:p>
+    <w:p>
+      <w:pPr>
+        <w:spacing w:after="0" w:line="360" w:lineRule="auto"/>
+        <w:ind w:firstLine="720"/>
+        <w:jc w:val="both"/>
+        <w:rPr>
+          <w:rFonts w:ascii="Times New Roman" w:eastAsia="Times New Roman" w:hAnsi="Times New Roman" w:cs="Times New Roman"/>
+          <w:sz w:val="28"/>
+          <w:szCs w:val="28"/>
+          <w:lang w:eastAsia="ru-RU"/>
+        </w:rPr>
+      </w:pPr>
+    </w:p>
+    <w:p>
+      <w:pPr>
+        <w:spacing w:after="0" w:line="360" w:lineRule="auto"/>
+        <w:ind w:firstLine="720"/>
+        <w:jc w:val="both"/>
+        <w:rPr>
+          <w:rFonts w:ascii="Times New Roman" w:eastAsia="Times New Roman" w:hAnsi="Times New Roman" w:cs="Times New Roman"/>
+          <w:sz w:val="28"/>
+          <w:szCs w:val="28"/>
+          <w:lang w:eastAsia="ru-RU"/>
+        </w:rPr>
+      </w:pPr>
+    </w:p>
+    <w:p>
+      <w:pPr>
+        <w:spacing w:after="0" w:line="360" w:lineRule="auto"/>
+        <w:ind w:firstLine="720"/>
+        <w:jc w:val="center"/>
+        <w:rPr>
+          <w:rFonts w:ascii="Times New Roman" w:eastAsia="Times New Roman" w:hAnsi="Times New Roman" w:cs="Times New Roman"/>
+          <w:sz w:val="28"/>
+          <w:szCs w:val="28"/>
+          <w:lang w:eastAsia="ru-RU"/>
+        </w:rPr>
+      </w:pPr>
+      <w:r>
+        <w:rPr>
+          <w:rFonts w:ascii="Times New Roman" w:eastAsia="Times New Roman" w:hAnsi="Times New Roman" w:cs="Times New Roman"/>
+          <w:sz w:val="28"/>
+          <w:szCs w:val="28"/>
+          <w:lang w:eastAsia="ru-RU"/>
+        </w:rPr>
+        <w:lastRenderedPageBreak/>
+        <w:t>Таблица 1 – Сравнение преимуществ и недостатков разных больших языковых</w:t>
+      </w:r>
+      <w:r>
+        <w:rPr>
+          <w:rFonts w:ascii="Times New Roman" w:eastAsia="Times New Roman" w:hAnsi="Times New Roman" w:cs="Times New Roman"/>
+          <w:sz w:val="28"/>
+          <w:szCs w:val="28"/>
+          <w:lang w:eastAsia="ru-RU"/>
+        </w:rPr>
+        <w:t xml:space="preserve"> </w:t>
+      </w:r>
+      <w:r>
+        <w:rPr>
+          <w:rFonts w:ascii="Times New Roman" w:eastAsia="Times New Roman" w:hAnsi="Times New Roman" w:cs="Times New Roman"/>
+          <w:sz w:val="28"/>
+          <w:szCs w:val="28"/>
+          <w:lang w:eastAsia="ru-RU"/>
+        </w:rPr>
+        <w:t>моделей</w:t>
+      </w:r>
+    </w:p>
     <w:tbl>
       <w:tblPr>
         <w:tblStyle w:val="af2"/>
         <w:tblW w:w="0" w:type="auto"/>
+        <w:tblInd w:w="-289" w:type="dxa"/>
         <w:tblLook w:val="04A0" w:firstRow="1" w:lastRow="0" w:firstColumn="1" w:lastColumn="0" w:noHBand="0" w:noVBand="1"/>
       </w:tblPr>
       <w:tblGrid>
-        <w:gridCol w:w="1328"/>
-        <w:gridCol w:w="1695"/>
-        <w:gridCol w:w="2298"/>
-        <w:gridCol w:w="2077"/>
-        <w:gridCol w:w="1947"/>
+        <w:gridCol w:w="1576"/>
+        <w:gridCol w:w="1703"/>
+        <w:gridCol w:w="2310"/>
+        <w:gridCol w:w="2088"/>
+        <w:gridCol w:w="1957"/>
       </w:tblGrid>
       <w:tr>
         <w:tc>
           <w:tcPr>
-            <w:tcW w:w="1105" w:type="dxa"/>
+            <w:tcW w:w="1617" w:type="dxa"/>
           </w:tcPr>
           <w:p>
             <w:pPr>
@@ -2877,7 +2971,7 @@
         </w:tc>
         <w:tc>
           <w:tcPr>
-            <w:tcW w:w="1380" w:type="dxa"/>
+            <w:tcW w:w="1695" w:type="dxa"/>
           </w:tcPr>
           <w:p>
             <w:pPr>
@@ -2903,7 +2997,7 @@
         </w:tc>
         <w:tc>
           <w:tcPr>
-            <w:tcW w:w="1850" w:type="dxa"/>
+            <w:tcW w:w="2298" w:type="dxa"/>
           </w:tcPr>
           <w:p>
             <w:pPr>
@@ -2929,7 +3023,7 @@
         </w:tc>
         <w:tc>
           <w:tcPr>
-            <w:tcW w:w="1861" w:type="dxa"/>
+            <w:tcW w:w="2077" w:type="dxa"/>
           </w:tcPr>
           <w:p>
             <w:pPr>
@@ -2955,7 +3049,7 @@
         </w:tc>
         <w:tc>
           <w:tcPr>
-            <w:tcW w:w="1749" w:type="dxa"/>
+            <w:tcW w:w="1947" w:type="dxa"/>
           </w:tcPr>
           <w:p>
             <w:pPr>
@@ -2983,7 +3077,7 @@
       <w:tr>
         <w:tc>
           <w:tcPr>
-            <w:tcW w:w="1105" w:type="dxa"/>
+            <w:tcW w:w="1617" w:type="dxa"/>
           </w:tcPr>
           <w:p>
             <w:pPr>
@@ -3008,7 +3102,7 @@
         </w:tc>
         <w:tc>
           <w:tcPr>
-            <w:tcW w:w="1380" w:type="dxa"/>
+            <w:tcW w:w="1695" w:type="dxa"/>
           </w:tcPr>
           <w:p>
             <w:pPr>
@@ -3033,7 +3127,7 @@
         </w:tc>
         <w:tc>
           <w:tcPr>
-            <w:tcW w:w="1850" w:type="dxa"/>
+            <w:tcW w:w="2298" w:type="dxa"/>
           </w:tcPr>
           <w:p>
             <w:pPr>
@@ -3052,23 +3146,13 @@
                 <w:szCs w:val="24"/>
                 <w:lang w:eastAsia="ru-RU"/>
               </w:rPr>
-              <w:t xml:space="preserve">Высокое качество ответов, универсальность, поддержка диалога, </w:t>
-            </w:r>
-            <w:r>
-              <w:rPr>
-                <w:rFonts w:ascii="Times New Roman" w:eastAsia="Times New Roman" w:hAnsi="Times New Roman" w:cs="Times New Roman"/>
-                <w:sz w:val="24"/>
-                <w:szCs w:val="24"/>
-                <w:lang w:eastAsia="ru-RU"/>
-              </w:rPr>
-              <w:lastRenderedPageBreak/>
-              <w:t>генерация учебных материалов</w:t>
+              <w:t>Высокое качество ответов, универсальность, поддержка диалога, генерация учебных материалов</w:t>
             </w:r>
           </w:p>
         </w:tc>
         <w:tc>
           <w:tcPr>
-            <w:tcW w:w="1861" w:type="dxa"/>
+            <w:tcW w:w="2077" w:type="dxa"/>
           </w:tcPr>
           <w:p>
             <w:pPr>
@@ -3087,14 +3171,13 @@
                 <w:szCs w:val="24"/>
                 <w:lang w:eastAsia="ru-RU"/>
               </w:rPr>
-              <w:lastRenderedPageBreak/>
               <w:t>Возможны «галлюцинации», риск списывания, платные функции</w:t>
             </w:r>
           </w:p>
         </w:tc>
         <w:tc>
           <w:tcPr>
-            <w:tcW w:w="1749" w:type="dxa"/>
+            <w:tcW w:w="1947" w:type="dxa"/>
           </w:tcPr>
           <w:p>
             <w:pPr>
@@ -3113,17 +3196,7 @@
                 <w:szCs w:val="24"/>
                 <w:lang w:eastAsia="ru-RU"/>
               </w:rPr>
-              <w:t xml:space="preserve">Персонализация обучения, помощь в написании работ, </w:t>
-            </w:r>
-            <w:r>
-              <w:rPr>
-                <w:rFonts w:ascii="Times New Roman" w:eastAsia="Times New Roman" w:hAnsi="Times New Roman" w:cs="Times New Roman"/>
-                <w:sz w:val="24"/>
-                <w:szCs w:val="24"/>
-                <w:lang w:eastAsia="ru-RU"/>
-              </w:rPr>
-              <w:lastRenderedPageBreak/>
-              <w:t>объяснение сложных тем</w:t>
+              <w:t>Персонализация обучения, помощь в написании работ, объяснение сложных тем</w:t>
             </w:r>
           </w:p>
         </w:tc>
@@ -3131,7 +3204,7 @@
       <w:tr>
         <w:tc>
           <w:tcPr>
-            <w:tcW w:w="1105" w:type="dxa"/>
+            <w:tcW w:w="1617" w:type="dxa"/>
           </w:tcPr>
           <w:p>
             <w:pPr>
@@ -3150,14 +3223,13 @@
                 <w:szCs w:val="24"/>
                 <w:lang w:val="en-US" w:eastAsia="ru-RU"/>
               </w:rPr>
-              <w:lastRenderedPageBreak/>
               <w:t>DeepSeek</w:t>
             </w:r>
           </w:p>
         </w:tc>
         <w:tc>
           <w:tcPr>
-            <w:tcW w:w="1380" w:type="dxa"/>
+            <w:tcW w:w="1695" w:type="dxa"/>
           </w:tcPr>
           <w:p>
             <w:pPr>
@@ -3182,7 +3254,7 @@
         </w:tc>
         <w:tc>
           <w:tcPr>
-            <w:tcW w:w="1850" w:type="dxa"/>
+            <w:tcW w:w="2298" w:type="dxa"/>
           </w:tcPr>
           <w:p>
             <w:pPr>
@@ -3207,7 +3279,7 @@
         </w:tc>
         <w:tc>
           <w:tcPr>
-            <w:tcW w:w="1861" w:type="dxa"/>
+            <w:tcW w:w="2077" w:type="dxa"/>
           </w:tcPr>
           <w:p>
             <w:pPr>
@@ -3232,7 +3304,7 @@
         </w:tc>
         <w:tc>
           <w:tcPr>
-            <w:tcW w:w="1749" w:type="dxa"/>
+            <w:tcW w:w="1947" w:type="dxa"/>
           </w:tcPr>
           <w:p>
             <w:pPr>
@@ -3259,7 +3331,7 @@
       <w:tr>
         <w:tc>
           <w:tcPr>
-            <w:tcW w:w="1105" w:type="dxa"/>
+            <w:tcW w:w="1617" w:type="dxa"/>
           </w:tcPr>
           <w:p>
             <w:pPr>
@@ -3284,7 +3356,7 @@
         </w:tc>
         <w:tc>
           <w:tcPr>
-            <w:tcW w:w="1380" w:type="dxa"/>
+            <w:tcW w:w="1695" w:type="dxa"/>
           </w:tcPr>
           <w:p>
             <w:pPr>
@@ -3309,7 +3381,7 @@
         </w:tc>
         <w:tc>
           <w:tcPr>
-            <w:tcW w:w="1850" w:type="dxa"/>
+            <w:tcW w:w="2298" w:type="dxa"/>
           </w:tcPr>
           <w:p>
             <w:pPr>
@@ -3334,7 +3406,7 @@
         </w:tc>
         <w:tc>
           <w:tcPr>
-            <w:tcW w:w="1861" w:type="dxa"/>
+            <w:tcW w:w="2077" w:type="dxa"/>
           </w:tcPr>
           <w:p>
             <w:pPr>
@@ -3359,7 +3431,7 @@
         </w:tc>
         <w:tc>
           <w:tcPr>
-            <w:tcW w:w="1749" w:type="dxa"/>
+            <w:tcW w:w="1947" w:type="dxa"/>
           </w:tcPr>
           <w:p>
             <w:pPr>
@@ -3386,7 +3458,7 @@
       <w:tr>
         <w:tc>
           <w:tcPr>
-            <w:tcW w:w="1105" w:type="dxa"/>
+            <w:tcW w:w="1617" w:type="dxa"/>
           </w:tcPr>
           <w:p>
             <w:pPr>
@@ -3411,7 +3483,7 @@
         </w:tc>
         <w:tc>
           <w:tcPr>
-            <w:tcW w:w="1380" w:type="dxa"/>
+            <w:tcW w:w="1695" w:type="dxa"/>
           </w:tcPr>
           <w:p>
             <w:pPr>
@@ -3436,7 +3508,7 @@
         </w:tc>
         <w:tc>
           <w:tcPr>
-            <w:tcW w:w="1850" w:type="dxa"/>
+            <w:tcW w:w="2298" w:type="dxa"/>
           </w:tcPr>
           <w:p>
             <w:pPr>
@@ -3461,7 +3533,7 @@
         </w:tc>
         <w:tc>
           <w:tcPr>
-            <w:tcW w:w="1861" w:type="dxa"/>
+            <w:tcW w:w="2077" w:type="dxa"/>
           </w:tcPr>
           <w:p>
             <w:pPr>
@@ -3486,7 +3558,7 @@
         </w:tc>
         <w:tc>
           <w:tcPr>
-            <w:tcW w:w="1749" w:type="dxa"/>
+            <w:tcW w:w="1947" w:type="dxa"/>
           </w:tcPr>
           <w:p>
             <w:pPr>
@@ -3513,7 +3585,7 @@
       <w:tr>
         <w:tc>
           <w:tcPr>
-            <w:tcW w:w="1105" w:type="dxa"/>
+            <w:tcW w:w="1617" w:type="dxa"/>
           </w:tcPr>
           <w:p>
             <w:pPr>
@@ -3538,7 +3610,7 @@
         </w:tc>
         <w:tc>
           <w:tcPr>
-            <w:tcW w:w="1380" w:type="dxa"/>
+            <w:tcW w:w="1695" w:type="dxa"/>
           </w:tcPr>
           <w:p>
             <w:pPr>
@@ -3565,7 +3637,7 @@
         </w:tc>
         <w:tc>
           <w:tcPr>
-            <w:tcW w:w="1850" w:type="dxa"/>
+            <w:tcW w:w="2298" w:type="dxa"/>
           </w:tcPr>
           <w:p>
             <w:pPr>
@@ -3590,7 +3662,7 @@
         </w:tc>
         <w:tc>
           <w:tcPr>
-            <w:tcW w:w="1861" w:type="dxa"/>
+            <w:tcW w:w="2077" w:type="dxa"/>
           </w:tcPr>
           <w:p>
             <w:pPr>
@@ -3615,7 +3687,7 @@
         </w:tc>
         <w:tc>
           <w:tcPr>
-            <w:tcW w:w="1749" w:type="dxa"/>
+            <w:tcW w:w="1947" w:type="dxa"/>
           </w:tcPr>
           <w:p>
             <w:pPr>
@@ -3642,7 +3714,7 @@
       <w:tr>
         <w:tc>
           <w:tcPr>
-            <w:tcW w:w="1105" w:type="dxa"/>
+            <w:tcW w:w="1617" w:type="dxa"/>
           </w:tcPr>
           <w:p>
             <w:pPr>
@@ -3669,7 +3741,7 @@
         </w:tc>
         <w:tc>
           <w:tcPr>
-            <w:tcW w:w="1380" w:type="dxa"/>
+            <w:tcW w:w="1695" w:type="dxa"/>
           </w:tcPr>
           <w:p>
             <w:pPr>
@@ -3696,7 +3768,7 @@
         </w:tc>
         <w:tc>
           <w:tcPr>
-            <w:tcW w:w="1850" w:type="dxa"/>
+            <w:tcW w:w="2298" w:type="dxa"/>
           </w:tcPr>
           <w:p>
             <w:pPr>
@@ -3721,7 +3793,7 @@
         </w:tc>
         <w:tc>
           <w:tcPr>
-            <w:tcW w:w="1861" w:type="dxa"/>
+            <w:tcW w:w="2077" w:type="dxa"/>
           </w:tcPr>
           <w:p>
             <w:pPr>
@@ -3746,7 +3818,7 @@
         </w:tc>
         <w:tc>
           <w:tcPr>
-            <w:tcW w:w="1749" w:type="dxa"/>
+            <w:tcW w:w="1947" w:type="dxa"/>
           </w:tcPr>
           <w:p>
             <w:pPr>
@@ -3793,7 +3865,7 @@
           <w:rFonts w:ascii="Times New Roman" w:eastAsia="Times New Roman" w:hAnsi="Times New Roman" w:cs="Times New Roman"/>
           <w:sz w:val="28"/>
           <w:szCs w:val="28"/>
-          <w:lang w:val="en-US" w:eastAsia="ru-RU"/>
+          <w:lang w:eastAsia="ru-RU"/>
         </w:rPr>
       </w:pPr>
     </w:p>
@@ -3806,7 +3878,7 @@
           <w:rFonts w:ascii="Times New Roman" w:eastAsia="Times New Roman" w:hAnsi="Times New Roman" w:cs="Times New Roman"/>
           <w:sz w:val="28"/>
           <w:szCs w:val="28"/>
-          <w:lang w:val="en-US" w:eastAsia="ru-RU"/>
+          <w:lang w:eastAsia="ru-RU"/>
         </w:rPr>
       </w:pPr>
     </w:p>
@@ -3819,7 +3891,7 @@
           <w:rFonts w:ascii="Times New Roman" w:eastAsia="Times New Roman" w:hAnsi="Times New Roman" w:cs="Times New Roman"/>
           <w:sz w:val="28"/>
           <w:szCs w:val="28"/>
-          <w:lang w:val="en-US" w:eastAsia="ru-RU"/>
+          <w:lang w:eastAsia="ru-RU"/>
         </w:rPr>
       </w:pPr>
     </w:p>
@@ -3832,7 +3904,7 @@
           <w:rFonts w:ascii="Times New Roman" w:eastAsia="Times New Roman" w:hAnsi="Times New Roman" w:cs="Times New Roman"/>
           <w:sz w:val="28"/>
           <w:szCs w:val="28"/>
-          <w:lang w:val="en-US" w:eastAsia="ru-RU"/>
+          <w:lang w:eastAsia="ru-RU"/>
         </w:rPr>
       </w:pPr>
     </w:p>
@@ -3845,111 +3917,19 @@
           <w:rFonts w:ascii="Times New Roman" w:eastAsia="Times New Roman" w:hAnsi="Times New Roman" w:cs="Times New Roman"/>
           <w:sz w:val="28"/>
           <w:szCs w:val="28"/>
-          <w:lang w:val="en-US" w:eastAsia="ru-RU"/>
+          <w:lang w:eastAsia="ru-RU"/>
         </w:rPr>
       </w:pPr>
     </w:p>
     <w:p>
       <w:pPr>
         <w:spacing w:after="0" w:line="360" w:lineRule="auto"/>
-        <w:ind w:firstLine="720"/>
         <w:jc w:val="both"/>
         <w:rPr>
           <w:rFonts w:ascii="Times New Roman" w:eastAsia="Times New Roman" w:hAnsi="Times New Roman" w:cs="Times New Roman"/>
           <w:sz w:val="28"/>
           <w:szCs w:val="28"/>
-          <w:lang w:val="en-US" w:eastAsia="ru-RU"/>
-        </w:rPr>
-      </w:pPr>
-    </w:p>
-    <w:p>
-      <w:pPr>
-        <w:spacing w:after="0" w:line="360" w:lineRule="auto"/>
-        <w:ind w:firstLine="720"/>
-        <w:jc w:val="both"/>
-        <w:rPr>
-          <w:rFonts w:ascii="Times New Roman" w:eastAsia="Times New Roman" w:hAnsi="Times New Roman" w:cs="Times New Roman"/>
-          <w:sz w:val="28"/>
-          <w:szCs w:val="28"/>
-          <w:lang w:val="en-US" w:eastAsia="ru-RU"/>
-        </w:rPr>
-      </w:pPr>
-    </w:p>
-    <w:p>
-      <w:pPr>
-        <w:spacing w:after="0" w:line="360" w:lineRule="auto"/>
-        <w:ind w:firstLine="720"/>
-        <w:jc w:val="both"/>
-        <w:rPr>
-          <w:rFonts w:ascii="Times New Roman" w:eastAsia="Times New Roman" w:hAnsi="Times New Roman" w:cs="Times New Roman"/>
-          <w:sz w:val="28"/>
-          <w:szCs w:val="28"/>
-          <w:lang w:val="en-US" w:eastAsia="ru-RU"/>
-        </w:rPr>
-      </w:pPr>
-    </w:p>
-    <w:p>
-      <w:pPr>
-        <w:spacing w:after="0" w:line="360" w:lineRule="auto"/>
-        <w:ind w:firstLine="720"/>
-        <w:jc w:val="both"/>
-        <w:rPr>
-          <w:rFonts w:ascii="Times New Roman" w:eastAsia="Times New Roman" w:hAnsi="Times New Roman" w:cs="Times New Roman"/>
-          <w:sz w:val="28"/>
-          <w:szCs w:val="28"/>
-          <w:lang w:val="en-US" w:eastAsia="ru-RU"/>
-        </w:rPr>
-      </w:pPr>
-    </w:p>
-    <w:p>
-      <w:pPr>
-        <w:spacing w:after="0" w:line="360" w:lineRule="auto"/>
-        <w:ind w:firstLine="720"/>
-        <w:jc w:val="both"/>
-        <w:rPr>
-          <w:rFonts w:ascii="Times New Roman" w:eastAsia="Times New Roman" w:hAnsi="Times New Roman" w:cs="Times New Roman"/>
-          <w:sz w:val="28"/>
-          <w:szCs w:val="28"/>
-          <w:lang w:val="en-US" w:eastAsia="ru-RU"/>
-        </w:rPr>
-      </w:pPr>
-    </w:p>
-    <w:p>
-      <w:pPr>
-        <w:spacing w:after="0" w:line="360" w:lineRule="auto"/>
-        <w:ind w:firstLine="720"/>
-        <w:jc w:val="both"/>
-        <w:rPr>
-          <w:rFonts w:ascii="Times New Roman" w:eastAsia="Times New Roman" w:hAnsi="Times New Roman" w:cs="Times New Roman"/>
-          <w:sz w:val="28"/>
-          <w:szCs w:val="28"/>
-          <w:lang w:val="en-US" w:eastAsia="ru-RU"/>
-        </w:rPr>
-      </w:pPr>
-    </w:p>
-    <w:p>
-      <w:pPr>
-        <w:spacing w:after="0" w:line="360" w:lineRule="auto"/>
-        <w:ind w:firstLine="720"/>
-        <w:jc w:val="both"/>
-        <w:rPr>
-          <w:rFonts w:ascii="Times New Roman" w:eastAsia="Times New Roman" w:hAnsi="Times New Roman" w:cs="Times New Roman"/>
-          <w:sz w:val="28"/>
-          <w:szCs w:val="28"/>
-          <w:lang w:val="en-US" w:eastAsia="ru-RU"/>
-        </w:rPr>
-      </w:pPr>
-    </w:p>
-    <w:p>
-      <w:pPr>
-        <w:spacing w:after="0" w:line="360" w:lineRule="auto"/>
-        <w:ind w:firstLine="720"/>
-        <w:jc w:val="both"/>
-        <w:rPr>
-          <w:rFonts w:ascii="Times New Roman" w:eastAsia="Times New Roman" w:hAnsi="Times New Roman" w:cs="Times New Roman"/>
-          <w:sz w:val="28"/>
-          <w:szCs w:val="28"/>
-          <w:lang w:val="en-US" w:eastAsia="ru-RU"/>
+          <w:lang w:eastAsia="ru-RU"/>
         </w:rPr>
       </w:pPr>
     </w:p>
@@ -5672,6 +5652,7 @@
   <w:style w:type="character" w:default="1" w:styleId="a0">
     <w:name w:val="Default Paragraph Font"/>
     <w:uiPriority w:val="1"/>
+    <w:semiHidden/>
     <w:unhideWhenUsed/>
   </w:style>
   <w:style w:type="table" w:default="1" w:styleId="a1">
